--- a/Hardware Foundations Notes.docx
+++ b/Hardware Foundations Notes.docx
@@ -1,391 +1,566 @@
 
 <file path=word/document.xml><?xml version="1.0" encoding="utf-8"?>
-<w:document xmlns:wpc="http://schemas.microsoft.com/office/word/2010/wordprocessingCanvas" xmlns:cx="http://schemas.microsoft.com/office/drawing/2014/chartex" xmlns:cx1="http://schemas.microsoft.com/office/drawing/2015/9/8/chartex" xmlns:cx2="http://schemas.microsoft.com/office/drawing/2015/10/21/chartex" xmlns:cx3="http://schemas.microsoft.com/office/drawing/2016/5/9/chartex" xmlns:cx4="http://schemas.microsoft.com/office/drawing/2016/5/10/chartex" xmlns:cx5="http://schemas.microsoft.com/office/drawing/2016/5/11/chartex" xmlns:cx6="http://schemas.microsoft.com/office/drawing/2016/5/12/chartex" xmlns:cx7="http://schemas.microsoft.com/office/drawing/2016/5/13/chartex" xmlns:cx8="http://schemas.microsoft.com/office/drawing/2016/5/14/chartex" xmlns:mc="http://schemas.openxmlformats.org/markup-compatibility/2006" xmlns:aink="http://schemas.microsoft.com/office/drawing/2016/ink" xmlns:am3d="http://schemas.microsoft.com/office/drawing/2017/model3d" xmlns:o="urn:schemas-microsoft-com:office:office" xmlns:oel="http://schemas.microsoft.com/office/2019/extlst" xmlns:r="http://schemas.openxmlformats.org/officeDocument/2006/relationships" xmlns:m="http://schemas.openxmlformats.org/officeDocument/2006/math" xmlns:v="urn:schemas-microsoft-com:vml" xmlns:wp14="http://schemas.microsoft.com/office/word/2010/wordprocessingDrawing" xmlns:wp="http://schemas.openxmlformats.org/drawingml/2006/wordprocessingDrawing" xmlns:w10="urn:schemas-microsoft-com:office:word" xmlns:w="http://schemas.openxmlformats.org/wordprocessingml/2006/main" xmlns:w14="http://schemas.microsoft.com/office/word/2010/wordml" xmlns:w15="http://schemas.microsoft.com/office/word/2012/wordml" xmlns:w16cex="http://schemas.microsoft.com/office/word/2018/wordml/cex" xmlns:w16cid="http://schemas.microsoft.com/office/word/2016/wordml/cid" xmlns:w16="http://schemas.microsoft.com/office/word/2018/wordml" xmlns:w16du="http://schemas.microsoft.com/office/word/2023/wordml/word16du" xmlns:w16sdtdh="http://schemas.microsoft.com/office/word/2020/wordml/sdtdatahash" xmlns:w16sdtfl="http://schemas.microsoft.com/office/word/2024/wordml/sdtformatlock" xmlns:w16se="http://schemas.microsoft.com/office/word/2015/wordml/symex" xmlns:wpg="http://schemas.microsoft.com/office/word/2010/wordprocessingGroup" xmlns:wpi="http://schemas.microsoft.com/office/word/2010/wordprocessingInk" xmlns:wne="http://schemas.microsoft.com/office/word/2006/wordml" xmlns:wps="http://schemas.microsoft.com/office/word/2010/wordprocessingShape" mc:Ignorable="w14 w15 w16se w16cid w16 w16cex w16sdtdh w16sdtfl w16du wp14">
+<w:document xmlns:o="urn:schemas-microsoft-com:office:office" xmlns:r="http://schemas.openxmlformats.org/officeDocument/2006/relationships" xmlns:v="urn:schemas-microsoft-com:vml" xmlns:w="http://schemas.openxmlformats.org/wordprocessingml/2006/main" xmlns:w10="urn:schemas-microsoft-com:office:word" xmlns:wp="http://schemas.openxmlformats.org/drawingml/2006/wordprocessingDrawing" xmlns:wps="http://schemas.microsoft.com/office/word/2010/wordprocessingShape" xmlns:wpg="http://schemas.microsoft.com/office/word/2010/wordprocessingGroup" xmlns:mc="http://schemas.openxmlformats.org/markup-compatibility/2006" xmlns:wp14="http://schemas.microsoft.com/office/word/2010/wordprocessingDrawing" xmlns:w14="http://schemas.microsoft.com/office/word/2010/wordml" xmlns:w15="http://schemas.microsoft.com/office/word/2012/wordml" mc:Ignorable="w14 wp14 w15">
   <w:body>
     <w:p>
-      <w:r>
+      <w:pPr>
+        <w:pStyle w:val="Normal"/>
+        <w:rPr/>
+      </w:pPr>
+      <w:r>
+        <w:rPr/>
         <w:t>Cables and Connectors (Lesson 2.1)</w:t>
       </w:r>
     </w:p>
     <w:p>
       <w:pPr>
-        <w:ind w:left="1440" w:hanging="720"/>
-      </w:pPr>
-      <w:r>
+        <w:pStyle w:val="Normal"/>
+        <w:ind w:hanging="720" w:start="1440"/>
+        <w:rPr/>
+      </w:pPr>
+      <w:r>
+        <w:rPr/>
         <w:t>Personal computers</w:t>
       </w:r>
     </w:p>
     <w:p>
       <w:pPr>
-        <w:ind w:left="1440"/>
-      </w:pPr>
-      <w:r>
+        <w:pStyle w:val="Normal"/>
+        <w:ind w:start="1440"/>
+        <w:rPr/>
+      </w:pPr>
+      <w:r>
+        <w:rPr/>
         <w:t>Components housed within the system case</w:t>
       </w:r>
     </w:p>
     <w:p>
       <w:pPr>
-        <w:ind w:left="1440"/>
-      </w:pPr>
-      <w:r>
+        <w:pStyle w:val="Normal"/>
+        <w:ind w:start="1440"/>
+        <w:rPr/>
+      </w:pPr>
+      <w:r>
+        <w:rPr/>
         <w:t>Peripherals – external components that add functionality to the system</w:t>
       </w:r>
     </w:p>
     <w:p>
       <w:pPr>
-        <w:ind w:left="1440"/>
-      </w:pPr>
-      <w:r>
+        <w:pStyle w:val="Normal"/>
+        <w:ind w:start="1440"/>
+        <w:rPr/>
+      </w:pPr>
+      <w:r>
+        <w:rPr/>
         <w:t>Front</w:t>
       </w:r>
     </w:p>
     <w:p>
       <w:pPr>
-        <w:ind w:left="1440" w:firstLine="720"/>
-      </w:pPr>
-      <w:r>
+        <w:pStyle w:val="Normal"/>
+        <w:ind w:firstLine="720" w:start="1440"/>
+        <w:rPr/>
+      </w:pPr>
+      <w:r>
+        <w:rPr/>
         <w:t>Access to disk drives, power switches, and LEDs</w:t>
       </w:r>
     </w:p>
     <w:p>
       <w:pPr>
-        <w:ind w:left="1440"/>
-      </w:pPr>
-      <w:r>
+        <w:pStyle w:val="Normal"/>
+        <w:ind w:start="1440"/>
+        <w:rPr/>
+      </w:pPr>
+      <w:r>
+        <w:rPr/>
         <w:t>Rear</w:t>
       </w:r>
     </w:p>
     <w:p>
       <w:pPr>
-        <w:ind w:left="1440" w:firstLine="720"/>
-      </w:pPr>
-      <w:r>
+        <w:pStyle w:val="Normal"/>
+        <w:ind w:firstLine="720" w:start="1440"/>
+        <w:rPr/>
+      </w:pPr>
+      <w:r>
+        <w:rPr/>
         <w:t>Access to power plug, power supply, rear peripheral ports</w:t>
       </w:r>
     </w:p>
     <w:p>
       <w:pPr>
-        <w:ind w:left="1440" w:firstLine="720"/>
-      </w:pPr>
-      <w:r>
+        <w:pStyle w:val="Normal"/>
+        <w:ind w:firstLine="720" w:start="1440"/>
+        <w:rPr/>
+      </w:pPr>
+      <w:r>
+        <w:rPr/>
         <w:t>May also have expansion card access</w:t>
       </w:r>
     </w:p>
     <w:p>
       <w:pPr>
-        <w:ind w:left="1440" w:firstLine="720"/>
-      </w:pPr>
-      <w:r>
+        <w:pStyle w:val="Normal"/>
+        <w:ind w:firstLine="720" w:start="1440"/>
+        <w:rPr/>
+      </w:pPr>
+      <w:r>
+        <w:rPr/>
         <w:t>Air vents – exhaust host air and dust from system; keep clean</w:t>
       </w:r>
     </w:p>
     <w:p>
       <w:pPr>
-        <w:ind w:left="1440"/>
-      </w:pPr>
-    </w:p>
-    <w:p>
-      <w:pPr>
-        <w:ind w:left="1440" w:hanging="720"/>
-      </w:pPr>
-      <w:r>
+        <w:pStyle w:val="Normal"/>
+        <w:ind w:start="1440"/>
+        <w:rPr/>
+      </w:pPr>
+      <w:r>
+        <w:rPr/>
+      </w:r>
+    </w:p>
+    <w:p>
+      <w:pPr>
+        <w:pStyle w:val="Normal"/>
+        <w:ind w:hanging="720" w:start="1440"/>
+        <w:rPr/>
+      </w:pPr>
+      <w:r>
+        <w:rPr/>
         <w:t>peripheral devices</w:t>
       </w:r>
     </w:p>
     <w:p>
       <w:pPr>
-        <w:ind w:left="1440"/>
-      </w:pPr>
-      <w:r>
+        <w:pStyle w:val="Normal"/>
+        <w:ind w:start="1440"/>
+        <w:rPr/>
+      </w:pPr>
+      <w:r>
+        <w:rPr/>
         <w:t>interfaces, ports, connectors</w:t>
       </w:r>
     </w:p>
     <w:p>
       <w:pPr>
-        <w:ind w:left="1440"/>
-      </w:pPr>
-      <w:r>
+        <w:pStyle w:val="Normal"/>
+        <w:ind w:start="1440"/>
+        <w:rPr/>
+      </w:pPr>
+      <w:r>
+        <w:rPr/>
         <w:t>data storage and transfer unit of measure</w:t>
       </w:r>
     </w:p>
     <w:p>
       <w:pPr>
-        <w:ind w:left="1440" w:firstLine="720"/>
-      </w:pPr>
-      <w:r>
+        <w:pStyle w:val="Normal"/>
+        <w:ind w:firstLine="720" w:start="1440"/>
+        <w:rPr/>
+      </w:pPr>
+      <w:r>
+        <w:rPr/>
         <w:t>bytes vs bits</w:t>
       </w:r>
     </w:p>
     <w:p>
       <w:pPr>
-        <w:ind w:left="1440" w:firstLine="720"/>
-      </w:pPr>
-      <w:r>
+        <w:pStyle w:val="Normal"/>
+        <w:ind w:firstLine="720" w:start="1440"/>
+        <w:rPr/>
+      </w:pPr>
+      <w:r>
+        <w:rPr/>
         <w:t>conversion between units of measure</w:t>
       </w:r>
     </w:p>
     <w:p>
       <w:pPr>
-        <w:ind w:left="1440" w:firstLine="1440"/>
-      </w:pPr>
-      <w:r>
+        <w:pStyle w:val="Normal"/>
+        <w:ind w:firstLine="1440" w:start="1440"/>
+        <w:rPr/>
+      </w:pPr>
+      <w:r>
+        <w:rPr/>
         <w:t>Kilo to Mega to Giga to Tera to Peta</w:t>
       </w:r>
     </w:p>
     <w:p>
       <w:pPr>
-        <w:ind w:left="1440" w:firstLine="720"/>
-      </w:pPr>
-    </w:p>
-    <w:p>
-      <w:pPr>
-        <w:ind w:left="1440"/>
-      </w:pPr>
-    </w:p>
-    <w:p>
-      <w:pPr>
-        <w:ind w:left="1440" w:hanging="720"/>
-      </w:pPr>
-    </w:p>
-    <w:p>
-      <w:r>
+        <w:pStyle w:val="Normal"/>
+        <w:ind w:firstLine="720" w:start="1440"/>
+        <w:rPr/>
+      </w:pPr>
+      <w:r>
+        <w:rPr/>
+      </w:r>
+    </w:p>
+    <w:p>
+      <w:pPr>
+        <w:pStyle w:val="Normal"/>
+        <w:ind w:start="1440"/>
+        <w:rPr/>
+      </w:pPr>
+      <w:r>
+        <w:rPr/>
+      </w:r>
+    </w:p>
+    <w:p>
+      <w:pPr>
+        <w:pStyle w:val="Normal"/>
+        <w:ind w:hanging="720" w:start="1440"/>
+        <w:rPr/>
+      </w:pPr>
+      <w:r>
+        <w:rPr/>
+      </w:r>
+    </w:p>
+    <w:p>
+      <w:pPr>
+        <w:pStyle w:val="Normal"/>
+        <w:rPr/>
+      </w:pPr>
+      <w:r>
+        <w:rPr/>
         <w:t>Transfer rates</w:t>
       </w:r>
     </w:p>
     <w:p>
       <w:pPr>
+        <w:pStyle w:val="Normal"/>
         <w:ind w:firstLine="720"/>
-      </w:pPr>
-      <w:r>
+        <w:rPr/>
+      </w:pPr>
+      <w:r>
+        <w:rPr/>
         <w:t>Computers use 0s and 1s</w:t>
       </w:r>
     </w:p>
     <w:p>
       <w:pPr>
+        <w:pStyle w:val="Normal"/>
         <w:ind w:firstLine="720"/>
-      </w:pPr>
-      <w:r>
+        <w:rPr/>
+      </w:pPr>
+      <w:r>
+        <w:rPr/>
         <w:t>these are called bits</w:t>
       </w:r>
     </w:p>
     <w:p>
       <w:pPr>
+        <w:pStyle w:val="Normal"/>
         <w:ind w:firstLine="720"/>
-      </w:pPr>
-      <w:r>
+        <w:rPr/>
+      </w:pPr>
+      <w:r>
+        <w:rPr/>
         <w:t>there are 8 bits (b) to a byte (B)</w:t>
       </w:r>
     </w:p>
     <w:p>
       <w:pPr>
+        <w:pStyle w:val="Normal"/>
         <w:ind w:firstLine="720"/>
-      </w:pPr>
-      <w:r>
+        <w:rPr/>
+      </w:pPr>
+      <w:r>
+        <w:rPr/>
         <w:t>storage of data is measure din bytes</w:t>
       </w:r>
     </w:p>
     <w:p>
       <w:pPr>
+        <w:pStyle w:val="Normal"/>
         <w:ind w:firstLine="720"/>
-      </w:pPr>
-      <w:r>
+        <w:rPr/>
+      </w:pPr>
+      <w:r>
+        <w:rPr/>
         <w:t>transfer rates are measured in either bits per second or bytes per second</w:t>
       </w:r>
     </w:p>
     <w:p>
-      <w:r>
+      <w:pPr>
+        <w:pStyle w:val="Normal"/>
+        <w:rPr/>
+      </w:pPr>
+      <w:r>
+        <w:rPr/>
         <w:t>IO Ports</w:t>
       </w:r>
     </w:p>
     <w:p>
       <w:pPr>
+        <w:pStyle w:val="Normal"/>
         <w:ind w:firstLine="720"/>
-      </w:pPr>
-      <w:r>
+        <w:rPr/>
+      </w:pPr>
+      <w:r>
+        <w:rPr/>
         <w:t>IO Ports can be embedded on the motherboard</w:t>
       </w:r>
     </w:p>
     <w:p>
       <w:pPr>
+        <w:pStyle w:val="Normal"/>
         <w:ind w:firstLine="720"/>
-      </w:pPr>
-      <w:r>
+        <w:rPr/>
+      </w:pPr>
+      <w:r>
+        <w:rPr/>
         <w:t>or they can show up in expansion slots</w:t>
       </w:r>
     </w:p>
     <w:p>
-      <w:r>
+      <w:pPr>
+        <w:pStyle w:val="Normal"/>
+        <w:rPr/>
+      </w:pPr>
+      <w:r>
+        <w:rPr/>
         <w:t>Universal Serial Bus Cables</w:t>
       </w:r>
     </w:p>
     <w:p>
       <w:pPr>
+        <w:pStyle w:val="Normal"/>
         <w:ind w:firstLine="720"/>
-      </w:pPr>
-      <w:r>
+        <w:rPr/>
+      </w:pPr>
+      <w:r>
+        <w:rPr/>
         <w:t>standard for connecting modern peripherals</w:t>
       </w:r>
     </w:p>
     <w:p>
       <w:pPr>
+        <w:pStyle w:val="Normal"/>
         <w:ind w:firstLine="720"/>
-      </w:pPr>
-      <w:r>
+        <w:rPr/>
+      </w:pPr>
+      <w:r>
+        <w:rPr/>
         <w:t>audio, video, printers, storage, input, and output</w:t>
       </w:r>
     </w:p>
     <w:p>
       <w:pPr>
+        <w:pStyle w:val="Normal"/>
         <w:ind w:firstLine="720"/>
-      </w:pPr>
-      <w:r>
+        <w:rPr/>
+      </w:pPr>
+      <w:r>
+        <w:rPr/>
         <w:t>power and data</w:t>
       </w:r>
     </w:p>
     <w:p>
       <w:pPr>
+        <w:pStyle w:val="Normal"/>
         <w:ind w:firstLine="720"/>
-      </w:pPr>
-      <w:r>
+        <w:rPr/>
+      </w:pPr>
+      <w:r>
+        <w:rPr/>
         <w:t>length – 3m/5m</w:t>
       </w:r>
     </w:p>
     <w:p>
       <w:pPr>
+        <w:pStyle w:val="Normal"/>
         <w:ind w:firstLine="720"/>
-      </w:pPr>
-      <w:r>
+        <w:rPr/>
+      </w:pPr>
+      <w:r>
+        <w:rPr/>
         <w:t>generation 2.0</w:t>
       </w:r>
     </w:p>
     <w:p>
       <w:pPr>
+        <w:pStyle w:val="Normal"/>
         <w:ind w:firstLine="1440"/>
-      </w:pPr>
-      <w:r>
+        <w:rPr/>
+      </w:pPr>
+      <w:r>
+        <w:rPr/>
         <w:t>Type A</w:t>
       </w:r>
     </w:p>
     <w:p>
       <w:pPr>
+        <w:pStyle w:val="Normal"/>
         <w:tabs>
-          <w:tab w:val="left" w:pos="1620"/>
+          <w:tab w:val="clear" w:pos="709"/>
+          <w:tab w:val="left" w:pos="1620" w:leader="none"/>
         </w:tabs>
         <w:ind w:firstLine="1440"/>
-      </w:pPr>
-      <w:r>
+        <w:rPr/>
+      </w:pPr>
+      <w:r>
+        <w:rPr/>
         <w:t>Type B</w:t>
       </w:r>
     </w:p>
     <w:p>
       <w:pPr>
+        <w:pStyle w:val="Normal"/>
         <w:ind w:firstLine="1440"/>
-      </w:pPr>
-      <w:r>
+        <w:rPr/>
+      </w:pPr>
+      <w:r>
+        <w:rPr/>
         <w:t>Type B Mini</w:t>
       </w:r>
     </w:p>
     <w:p>
       <w:pPr>
+        <w:pStyle w:val="Normal"/>
         <w:ind w:firstLine="1440"/>
-      </w:pPr>
-      <w:r>
+        <w:rPr/>
+      </w:pPr>
+      <w:r>
+        <w:rPr/>
         <w:t>Type B Micro</w:t>
       </w:r>
     </w:p>
     <w:p>
       <w:pPr>
-        <w:ind w:left="2160" w:hanging="720"/>
-      </w:pPr>
-      <w:r>
+        <w:pStyle w:val="Normal"/>
+        <w:ind w:hanging="720" w:start="2160"/>
+        <w:rPr/>
+      </w:pPr>
+      <w:r>
+        <w:rPr/>
         <w:t>cable connectors can be same on each end or provide conversion between connector types</w:t>
       </w:r>
     </w:p>
     <w:p>
       <w:pPr>
+        <w:pStyle w:val="Normal"/>
         <w:ind w:firstLine="1440"/>
-      </w:pPr>
-      <w:r>
+        <w:rPr/>
+      </w:pPr>
+      <w:r>
+        <w:rPr/>
         <w:t>slower data speed than USB 3.0</w:t>
       </w:r>
     </w:p>
     <w:p>
       <w:pPr>
+        <w:pStyle w:val="Normal"/>
         <w:ind w:firstLine="720"/>
-      </w:pPr>
-      <w:r>
+        <w:rPr/>
+      </w:pPr>
+      <w:r>
+        <w:rPr/>
         <w:t>Generation 3.0 and 3.1</w:t>
       </w:r>
     </w:p>
     <w:p>
       <w:pPr>
+        <w:pStyle w:val="Normal"/>
         <w:ind w:firstLine="1440"/>
-      </w:pPr>
-      <w:r>
+        <w:rPr/>
+      </w:pPr>
+      <w:r>
+        <w:rPr/>
         <w:t>Type A</w:t>
       </w:r>
     </w:p>
     <w:p>
       <w:pPr>
+        <w:pStyle w:val="Normal"/>
         <w:ind w:firstLine="1440"/>
-      </w:pPr>
-      <w:r>
+        <w:rPr/>
+      </w:pPr>
+      <w:r>
+        <w:rPr/>
         <w:t>Type B</w:t>
       </w:r>
     </w:p>
     <w:p>
       <w:pPr>
+        <w:pStyle w:val="Normal"/>
         <w:ind w:firstLine="1440"/>
-      </w:pPr>
-      <w:r>
+        <w:rPr/>
+      </w:pPr>
+      <w:r>
+        <w:rPr/>
         <w:t>Type B Micro</w:t>
       </w:r>
     </w:p>
     <w:p>
       <w:pPr>
+        <w:pStyle w:val="Normal"/>
         <w:ind w:firstLine="1440"/>
-      </w:pPr>
-      <w:r>
+        <w:rPr/>
+      </w:pPr>
+      <w:r>
+        <w:rPr/>
         <w:t>Type C</w:t>
       </w:r>
     </w:p>
     <w:p>
       <w:pPr>
+        <w:pStyle w:val="Normal"/>
         <w:ind w:firstLine="1440"/>
-      </w:pPr>
-      <w:r>
+        <w:rPr/>
+      </w:pPr>
+      <w:r>
+        <w:rPr/>
         <w:t>Faster data transfer and higher power</w:t>
       </w:r>
     </w:p>
     <w:p>
       <w:pPr>
+        <w:pStyle w:val="Normal"/>
         <w:ind w:firstLine="1440"/>
-      </w:pPr>
-      <w:r>
+        <w:rPr/>
+      </w:pPr>
+      <w:r>
+        <w:rPr/>
         <w:t>USB C is being mandated for mobile electronics including smartphones and tablets</w:t>
       </w:r>
     </w:p>
     <w:p>
       <w:pPr>
+        <w:pStyle w:val="Normal"/>
         <w:ind w:firstLine="720"/>
-      </w:pPr>
-    </w:p>
-    <w:p>
-      <w:r>
+        <w:rPr/>
+      </w:pPr>
+      <w:r>
+        <w:rPr/>
+      </w:r>
+    </w:p>
+    <w:p>
+      <w:pPr>
+        <w:pStyle w:val="Normal"/>
+        <w:rPr/>
+      </w:pPr>
+      <w:r>
+        <w:rPr/>
         <w:t>USB Standards</w:t>
       </w:r>
     </w:p>
     <w:p>
       <w:pPr>
-        <w:ind w:left="720"/>
-      </w:pPr>
-      <w:r>
+        <w:pStyle w:val="Normal"/>
+        <w:ind w:start="720"/>
+        <w:rPr/>
+      </w:pPr>
+      <w:r>
+        <w:rPr/>
         <w:t>1.0/1.1-1.5 mbps or 12 bmps (Type A and B</w:t>
       </w:r>
     </w:p>
     <w:p>
       <w:pPr>
-        <w:ind w:left="720"/>
+        <w:pStyle w:val="Normal"/>
+        <w:ind w:start="720"/>
         <w:rPr>
           <w:lang w:val="de-DE"/>
         </w:rPr>
@@ -394,13 +569,13 @@
         <w:rPr>
           <w:lang w:val="de-DE"/>
         </w:rPr>
-        <w:lastRenderedPageBreak/>
         <w:t>2.0 – 480 mbps</w:t>
       </w:r>
     </w:p>
     <w:p>
       <w:pPr>
-        <w:ind w:left="720"/>
+        <w:pStyle w:val="Normal"/>
+        <w:ind w:start="720"/>
         <w:rPr>
           <w:lang w:val="de-DE"/>
         </w:rPr>
@@ -414,7 +589,8 @@
     </w:p>
     <w:p>
       <w:pPr>
-        <w:ind w:left="720"/>
+        <w:pStyle w:val="Normal"/>
+        <w:ind w:start="720"/>
         <w:rPr>
           <w:lang w:val="de-DE"/>
         </w:rPr>
@@ -428,7 +604,8 @@
     </w:p>
     <w:p>
       <w:pPr>
-        <w:ind w:left="720"/>
+        <w:pStyle w:val="Normal"/>
+        <w:ind w:start="720"/>
         <w:rPr>
           <w:lang w:val="de-DE"/>
         </w:rPr>
@@ -442,7 +619,8 @@
     </w:p>
     <w:p>
       <w:pPr>
-        <w:ind w:left="1440"/>
+        <w:pStyle w:val="Normal"/>
+        <w:ind w:start="1440"/>
         <w:rPr>
           <w:lang w:val="de-DE"/>
         </w:rPr>
@@ -456,7 +634,8 @@
     </w:p>
     <w:p>
       <w:pPr>
-        <w:ind w:left="1440"/>
+        <w:pStyle w:val="Normal"/>
+        <w:ind w:start="1440"/>
         <w:rPr>
           <w:lang w:val="de-DE"/>
         </w:rPr>
@@ -470,829 +649,1188 @@
     </w:p>
     <w:p>
       <w:pPr>
-        <w:ind w:left="1440"/>
-      </w:pPr>
-      <w:r>
+        <w:pStyle w:val="Normal"/>
+        <w:ind w:start="1440"/>
+        <w:rPr/>
+      </w:pPr>
+      <w:r>
+        <w:rPr/>
         <w:t>gen 2x2 – 20 gbps</w:t>
       </w:r>
     </w:p>
     <w:p>
       <w:pPr>
-        <w:ind w:left="720"/>
-      </w:pPr>
-      <w:r>
+        <w:pStyle w:val="Normal"/>
+        <w:ind w:start="720"/>
+        <w:rPr/>
+      </w:pPr>
+      <w:r>
+        <w:rPr/>
         <w:t>4 – 40 gbps (thunderbold 3) type c</w:t>
       </w:r>
     </w:p>
     <w:p>
-      <w:r>
+      <w:pPr>
+        <w:pStyle w:val="Normal"/>
+        <w:rPr/>
+      </w:pPr>
+      <w:r>
+        <w:rPr/>
         <w:t>removing USBs</w:t>
       </w:r>
     </w:p>
     <w:p>
       <w:pPr>
-        <w:ind w:left="720"/>
-      </w:pPr>
-      <w:r>
+        <w:pStyle w:val="Normal"/>
+        <w:ind w:start="720"/>
+        <w:rPr/>
+      </w:pPr>
+      <w:r>
+        <w:rPr/>
         <w:t>windows – notification area</w:t>
       </w:r>
     </w:p>
     <w:p>
       <w:pPr>
-        <w:ind w:left="720"/>
-      </w:pPr>
-      <w:r>
+        <w:pStyle w:val="Normal"/>
+        <w:ind w:start="720"/>
+        <w:rPr/>
+      </w:pPr>
+      <w:r>
+        <w:rPr/>
         <w:t>mac – right click – eject</w:t>
       </w:r>
     </w:p>
     <w:p>
       <w:pPr>
-        <w:ind w:left="720"/>
-      </w:pPr>
-      <w:r>
+        <w:pStyle w:val="Normal"/>
+        <w:ind w:start="720"/>
+        <w:rPr/>
+      </w:pPr>
+      <w:r>
+        <w:rPr/>
         <w:t>linux – hit eject</w:t>
       </w:r>
     </w:p>
     <w:p>
-      <w:r>
+      <w:pPr>
+        <w:pStyle w:val="Normal"/>
+        <w:rPr/>
+      </w:pPr>
+      <w:r>
+        <w:rPr/>
         <w:t>usb power</w:t>
       </w:r>
     </w:p>
     <w:p>
       <w:pPr>
-        <w:ind w:left="720"/>
-      </w:pPr>
-      <w:r>
+        <w:pStyle w:val="Normal"/>
+        <w:ind w:start="720"/>
+        <w:rPr/>
+      </w:pPr>
+      <w:r>
+        <w:rPr/>
         <w:t>type a</w:t>
       </w:r>
     </w:p>
     <w:p>
       <w:pPr>
-        <w:ind w:left="720"/>
-      </w:pPr>
-      <w:r>
+        <w:pStyle w:val="Normal"/>
+        <w:ind w:start="720"/>
+        <w:rPr/>
+      </w:pPr>
+      <w:r>
+        <w:rPr/>
         <w:t>type c</w:t>
       </w:r>
     </w:p>
     <w:p>
       <w:pPr>
-        <w:ind w:left="720"/>
-      </w:pPr>
-      <w:r>
+        <w:pStyle w:val="Normal"/>
+        <w:ind w:start="720"/>
+        <w:rPr/>
+      </w:pPr>
+      <w:r>
+        <w:rPr/>
         <w:t>two types</w:t>
       </w:r>
     </w:p>
     <w:p>
       <w:pPr>
-        <w:ind w:left="1440"/>
-      </w:pPr>
-      <w:r>
+        <w:pStyle w:val="Normal"/>
+        <w:ind w:start="1440"/>
+        <w:rPr/>
+      </w:pPr>
+      <w:r>
+        <w:rPr/>
         <w:t>normal – 4.5 watts</w:t>
       </w:r>
     </w:p>
     <w:p>
       <w:pPr>
-        <w:ind w:left="1440"/>
-      </w:pPr>
-      <w:r>
+        <w:pStyle w:val="Normal"/>
+        <w:ind w:start="1440"/>
+        <w:rPr/>
+      </w:pPr>
+      <w:r>
+        <w:rPr/>
         <w:t>pd (power delivery) – 240 watts</w:t>
       </w:r>
     </w:p>
     <w:p>
       <w:pPr>
-        <w:ind w:left="720"/>
-      </w:pPr>
-    </w:p>
-    <w:p>
-      <w:r>
+        <w:pStyle w:val="Normal"/>
+        <w:ind w:start="720"/>
+        <w:rPr/>
+      </w:pPr>
+      <w:r>
+        <w:rPr/>
+      </w:r>
+    </w:p>
+    <w:p>
+      <w:pPr>
+        <w:pStyle w:val="Normal"/>
+        <w:rPr/>
+      </w:pPr>
+      <w:r>
+        <w:rPr/>
         <w:t>display types</w:t>
       </w:r>
     </w:p>
     <w:p>
       <w:pPr>
-        <w:ind w:left="720"/>
-      </w:pPr>
-      <w:r>
+        <w:pStyle w:val="Normal"/>
+        <w:ind w:start="720"/>
+        <w:rPr/>
+      </w:pPr>
+      <w:r>
+        <w:rPr/>
         <w:t>lcd – liquid crystal diode</w:t>
       </w:r>
     </w:p>
     <w:p>
       <w:pPr>
-        <w:ind w:left="1440"/>
-      </w:pPr>
-      <w:r>
+        <w:pStyle w:val="Normal"/>
+        <w:ind w:start="1440"/>
+        <w:rPr/>
+      </w:pPr>
+      <w:r>
+        <w:rPr/>
         <w:t>ips (in plane switch)</w:t>
       </w:r>
     </w:p>
     <w:p>
       <w:pPr>
-        <w:ind w:left="2160"/>
-      </w:pPr>
-      <w:r>
+        <w:pStyle w:val="Normal"/>
+        <w:ind w:start="2160"/>
+        <w:rPr/>
+      </w:pPr>
+      <w:r>
+        <w:rPr/>
         <w:t>liquid crystals aligned parallel to the screen</w:t>
       </w:r>
     </w:p>
     <w:p>
       <w:pPr>
-        <w:ind w:left="2160"/>
-      </w:pPr>
-      <w:r>
+        <w:pStyle w:val="Normal"/>
+        <w:ind w:start="2160"/>
+        <w:rPr/>
+      </w:pPr>
+      <w:r>
+        <w:rPr/>
         <w:t>great color</w:t>
       </w:r>
     </w:p>
     <w:p>
       <w:pPr>
-        <w:ind w:left="2160"/>
-      </w:pPr>
-      <w:r>
+        <w:pStyle w:val="Normal"/>
+        <w:ind w:start="2160"/>
+        <w:rPr/>
+      </w:pPr>
+      <w:r>
+        <w:rPr/>
         <w:t>wide viewing angle</w:t>
       </w:r>
     </w:p>
     <w:p>
       <w:pPr>
-        <w:ind w:left="2160"/>
-      </w:pPr>
-      <w:r>
+        <w:pStyle w:val="Normal"/>
+        <w:ind w:start="2160"/>
+        <w:rPr/>
+      </w:pPr>
+      <w:r>
+        <w:rPr/>
         <w:t>slower than TN</w:t>
       </w:r>
     </w:p>
     <w:p>
       <w:pPr>
-        <w:ind w:left="2160"/>
-      </w:pPr>
-      <w:r>
+        <w:pStyle w:val="Normal"/>
+        <w:ind w:start="2160"/>
+        <w:rPr/>
+      </w:pPr>
+      <w:r>
+        <w:rPr/>
         <w:t>good for graphics, bad for games</w:t>
       </w:r>
     </w:p>
     <w:p>
       <w:pPr>
-        <w:ind w:left="1440"/>
-      </w:pPr>
-      <w:r>
+        <w:pStyle w:val="Normal"/>
+        <w:ind w:start="1440"/>
+        <w:rPr/>
+      </w:pPr>
+      <w:r>
+        <w:rPr/>
         <w:t>tn (twisted nematic)</w:t>
       </w:r>
     </w:p>
     <w:p>
       <w:pPr>
-        <w:ind w:left="2160"/>
-      </w:pPr>
-      <w:r>
+        <w:pStyle w:val="Normal"/>
+        <w:ind w:start="2160"/>
+        <w:rPr/>
+      </w:pPr>
+      <w:r>
+        <w:rPr/>
         <w:t>liquid crystals twist 90 degrees between electrodes to color light passage</w:t>
       </w:r>
     </w:p>
     <w:p>
       <w:pPr>
-        <w:ind w:left="2160"/>
-      </w:pPr>
-      <w:r>
+        <w:pStyle w:val="Normal"/>
+        <w:ind w:start="2160"/>
+        <w:rPr/>
+      </w:pPr>
+      <w:r>
+        <w:rPr/>
         <w:t>fast and cheep</w:t>
       </w:r>
     </w:p>
     <w:p>
       <w:pPr>
-        <w:ind w:left="2160"/>
-      </w:pPr>
-      <w:r>
+        <w:pStyle w:val="Normal"/>
+        <w:ind w:start="2160"/>
+        <w:rPr/>
+      </w:pPr>
+      <w:r>
+        <w:rPr/>
         <w:t>poor color</w:t>
       </w:r>
     </w:p>
     <w:p>
       <w:pPr>
-        <w:ind w:left="2160"/>
-      </w:pPr>
-      <w:r>
+        <w:pStyle w:val="Normal"/>
+        <w:ind w:start="2160"/>
+        <w:rPr/>
+      </w:pPr>
+      <w:r>
+        <w:rPr/>
         <w:t>bad viewing angles</w:t>
       </w:r>
     </w:p>
     <w:p>
       <w:pPr>
-        <w:ind w:left="2160"/>
-      </w:pPr>
-      <w:r>
+        <w:pStyle w:val="Normal"/>
+        <w:ind w:start="2160"/>
+        <w:rPr/>
+      </w:pPr>
+      <w:r>
+        <w:rPr/>
         <w:t>good for games, bad for movies</w:t>
       </w:r>
     </w:p>
     <w:p>
       <w:pPr>
-        <w:ind w:left="1440"/>
-      </w:pPr>
-      <w:r>
+        <w:pStyle w:val="Normal"/>
+        <w:ind w:start="1440"/>
+        <w:rPr/>
+      </w:pPr>
+      <w:r>
+        <w:rPr/>
         <w:t>va (vertical alignment)</w:t>
       </w:r>
     </w:p>
     <w:p>
       <w:pPr>
-        <w:ind w:left="2160"/>
-      </w:pPr>
-      <w:r>
+        <w:pStyle w:val="Normal"/>
+        <w:ind w:start="2160"/>
+        <w:rPr/>
+      </w:pPr>
+      <w:r>
+        <w:rPr/>
         <w:t>crystals aligned vertically</w:t>
       </w:r>
     </w:p>
     <w:p>
       <w:pPr>
-        <w:ind w:left="2160"/>
-      </w:pPr>
-      <w:r>
+        <w:pStyle w:val="Normal"/>
+        <w:ind w:start="2160"/>
+        <w:rPr/>
+      </w:pPr>
+      <w:r>
+        <w:rPr/>
         <w:t>great contrast</w:t>
       </w:r>
     </w:p>
     <w:p>
       <w:pPr>
-        <w:ind w:left="2160"/>
-      </w:pPr>
-      <w:r>
+        <w:pStyle w:val="Normal"/>
+        <w:ind w:start="2160"/>
+        <w:rPr/>
+      </w:pPr>
+      <w:r>
+        <w:rPr/>
         <w:t>wide viewing angle</w:t>
       </w:r>
     </w:p>
     <w:p>
       <w:pPr>
-        <w:ind w:left="2160"/>
-      </w:pPr>
-      <w:r>
+        <w:pStyle w:val="Normal"/>
+        <w:ind w:start="2160"/>
+        <w:rPr/>
+      </w:pPr>
+      <w:r>
+        <w:rPr/>
         <w:t>slower than tn, faster than ips</w:t>
       </w:r>
     </w:p>
     <w:p>
       <w:pPr>
-        <w:ind w:left="2160"/>
-      </w:pPr>
-      <w:r>
+        <w:pStyle w:val="Normal"/>
+        <w:ind w:start="2160"/>
+        <w:rPr/>
+      </w:pPr>
+      <w:r>
+        <w:rPr/>
         <w:t>good compromise</w:t>
       </w:r>
     </w:p>
     <w:p>
       <w:pPr>
-        <w:ind w:left="720"/>
-      </w:pPr>
-      <w:r>
+        <w:pStyle w:val="Normal"/>
+        <w:ind w:start="720"/>
+        <w:rPr/>
+      </w:pPr>
+      <w:r>
+        <w:rPr/>
         <w:t>OLED (organic light emitting diode</w:t>
       </w:r>
     </w:p>
     <w:p>
       <w:pPr>
-        <w:ind w:left="1440"/>
-      </w:pPr>
-      <w:r>
+        <w:pStyle w:val="Normal"/>
+        <w:ind w:start="1440"/>
+        <w:rPr/>
+      </w:pPr>
+      <w:r>
+        <w:rPr/>
         <w:t>great color</w:t>
       </w:r>
     </w:p>
     <w:p>
       <w:pPr>
-        <w:ind w:left="1440"/>
-      </w:pPr>
-      <w:r>
+        <w:pStyle w:val="Normal"/>
+        <w:ind w:start="1440"/>
+        <w:rPr/>
+      </w:pPr>
+      <w:r>
+        <w:rPr/>
         <w:t>black is really black</w:t>
       </w:r>
     </w:p>
     <w:p>
       <w:pPr>
-        <w:ind w:left="1440"/>
-      </w:pPr>
-      <w:r>
+        <w:pStyle w:val="Normal"/>
+        <w:ind w:start="1440"/>
+        <w:rPr/>
+      </w:pPr>
+      <w:r>
+        <w:rPr/>
         <w:t>(burn in potential)</w:t>
       </w:r>
     </w:p>
     <w:p>
       <w:pPr>
-        <w:ind w:left="1440"/>
-      </w:pPr>
-      <w:r>
+        <w:pStyle w:val="Normal"/>
+        <w:ind w:start="1440"/>
+        <w:rPr/>
+      </w:pPr>
+      <w:r>
+        <w:rPr/>
         <w:t>more expensive</w:t>
       </w:r>
     </w:p>
     <w:p>
       <w:pPr>
-        <w:ind w:left="720"/>
-      </w:pPr>
-      <w:r>
+        <w:pStyle w:val="Normal"/>
+        <w:ind w:start="720"/>
+        <w:rPr/>
+      </w:pPr>
+      <w:r>
+        <w:rPr/>
         <w:t>mini-led</w:t>
       </w:r>
     </w:p>
     <w:p>
       <w:pPr>
-        <w:ind w:left="1440"/>
-      </w:pPr>
-      <w:r>
+        <w:pStyle w:val="Normal"/>
+        <w:ind w:start="1440"/>
+        <w:rPr/>
+      </w:pPr>
+      <w:r>
+        <w:rPr/>
         <w:t>brighter, more contrast</w:t>
       </w:r>
     </w:p>
     <w:p>
       <w:pPr>
-        <w:ind w:left="1440"/>
-      </w:pPr>
-      <w:r>
+        <w:pStyle w:val="Normal"/>
+        <w:ind w:start="1440"/>
+        <w:rPr/>
+      </w:pPr>
+      <w:r>
+        <w:rPr/>
         <w:t>great color, good black (but not as good as OLED)</w:t>
       </w:r>
     </w:p>
     <w:p>
       <w:pPr>
-        <w:ind w:left="1440"/>
-      </w:pPr>
-      <w:r>
+        <w:pStyle w:val="Normal"/>
+        <w:ind w:start="1440"/>
+        <w:rPr/>
+      </w:pPr>
+      <w:r>
+        <w:rPr/>
         <w:t>super thin design</w:t>
       </w:r>
     </w:p>
     <w:p>
       <w:pPr>
-        <w:ind w:left="1440"/>
-      </w:pPr>
-      <w:r>
+        <w:pStyle w:val="Normal"/>
+        <w:ind w:start="1440"/>
+        <w:rPr/>
+      </w:pPr>
+      <w:r>
+        <w:rPr/>
         <w:t>super high cost</w:t>
       </w:r>
     </w:p>
     <w:p>
       <w:pPr>
-        <w:ind w:left="720"/>
-      </w:pPr>
-    </w:p>
-    <w:p>
-      <w:r>
+        <w:pStyle w:val="Normal"/>
+        <w:ind w:start="720"/>
+        <w:rPr/>
+      </w:pPr>
+      <w:r>
+        <w:rPr/>
+      </w:r>
+    </w:p>
+    <w:p>
+      <w:pPr>
+        <w:pStyle w:val="Normal"/>
+        <w:rPr/>
+      </w:pPr>
+      <w:r>
+        <w:rPr/>
         <w:t>display components</w:t>
       </w:r>
     </w:p>
     <w:p>
       <w:pPr>
+        <w:pStyle w:val="Normal"/>
         <w:ind w:firstLine="709"/>
-      </w:pPr>
-      <w:r>
+        <w:rPr/>
+      </w:pPr>
+      <w:r>
+        <w:rPr/>
         <w:t>touch screen</w:t>
       </w:r>
     </w:p>
     <w:p>
       <w:pPr>
+        <w:pStyle w:val="Normal"/>
         <w:ind w:firstLine="709"/>
-      </w:pPr>
-      <w:r>
-        <w:lastRenderedPageBreak/>
+        <w:rPr/>
+      </w:pPr>
+      <w:r>
+        <w:rPr/>
         <w:t>digitizer</w:t>
       </w:r>
     </w:p>
     <w:p>
       <w:pPr>
+        <w:pStyle w:val="Normal"/>
         <w:ind w:firstLine="709"/>
-      </w:pPr>
-      <w:r>
+        <w:rPr/>
+      </w:pPr>
+      <w:r>
+        <w:rPr/>
         <w:t>inverters (convert DC power to AC) – LED’s do not need this</w:t>
       </w:r>
     </w:p>
     <w:p>
       <w:pPr>
+        <w:pStyle w:val="Normal"/>
         <w:ind w:firstLine="709"/>
-      </w:pPr>
-      <w:r>
+        <w:rPr/>
+      </w:pPr>
+      <w:r>
+        <w:rPr/>
         <w:t>Pixel resolution and refresh rates</w:t>
       </w:r>
     </w:p>
     <w:p>
       <w:pPr>
-        <w:ind w:left="709" w:firstLine="709"/>
-      </w:pPr>
-      <w:r>
-        <w:t>&gt; pixel density = sharper images, &gt; refresh – smother i</w:t>
-      </w:r>
-      <w:r>
-        <w:t>mages</w:t>
-      </w:r>
-    </w:p>
-    <w:p>
-      <w:pPr>
+        <w:pStyle w:val="Normal"/>
+        <w:ind w:firstLine="709" w:start="709"/>
+        <w:rPr/>
+      </w:pPr>
+      <w:r>
+        <w:rPr/>
+        <w:t>&gt; pixel density = sharper images, &gt; refresh – smother images</w:t>
+      </w:r>
+    </w:p>
+    <w:p>
+      <w:pPr>
+        <w:pStyle w:val="Normal"/>
         <w:ind w:firstLine="709"/>
-      </w:pPr>
-      <w:r>
+        <w:rPr/>
+      </w:pPr>
+      <w:r>
+        <w:rPr/>
         <w:t>Screen resolution pixels – full hd – common</w:t>
       </w:r>
     </w:p>
     <w:p>
       <w:pPr>
-        <w:ind w:left="709" w:firstLine="709"/>
-      </w:pPr>
-      <w:r>
+        <w:pStyle w:val="Normal"/>
+        <w:ind w:firstLine="709" w:start="709"/>
+        <w:rPr/>
+      </w:pPr>
+      <w:r>
+        <w:rPr/>
         <w:t>Cable – connector can determine image quality</w:t>
       </w:r>
     </w:p>
     <w:p>
       <w:pPr>
-        <w:ind w:left="1418" w:firstLine="709"/>
-      </w:pPr>
-      <w:r>
+        <w:pStyle w:val="Normal"/>
+        <w:ind w:firstLine="709" w:start="1418"/>
+        <w:rPr/>
+      </w:pPr>
+      <w:r>
+        <w:rPr/>
         <w:t>Vga vs dp vs hdmi</w:t>
       </w:r>
     </w:p>
     <w:p>
       <w:pPr>
-        <w:ind w:left="1418" w:firstLine="709"/>
-      </w:pPr>
-      <w:r>
+        <w:pStyle w:val="Normal"/>
+        <w:ind w:firstLine="709" w:start="1418"/>
+        <w:rPr/>
+      </w:pPr>
+      <w:r>
+        <w:rPr/>
         <w:t>Full HD with 60fps requires 4.5 Gbps, 4k needs 8.91 Gbps</w:t>
       </w:r>
     </w:p>
     <w:p>
       <w:pPr>
-        <w:ind w:left="709" w:firstLine="709"/>
-      </w:pPr>
-    </w:p>
-    <w:p>
-      <w:pPr>
+        <w:pStyle w:val="Normal"/>
+        <w:ind w:firstLine="709" w:start="709"/>
+        <w:rPr/>
+      </w:pPr>
+      <w:r>
+        <w:rPr/>
+      </w:r>
+    </w:p>
+    <w:p>
+      <w:pPr>
+        <w:pStyle w:val="Normal"/>
         <w:ind w:firstLine="709"/>
-      </w:pPr>
-    </w:p>
-    <w:p>
-      <w:r>
+        <w:rPr/>
+      </w:pPr>
+      <w:r>
+        <w:rPr/>
+      </w:r>
+    </w:p>
+    <w:p>
+      <w:pPr>
+        <w:pStyle w:val="Normal"/>
+        <w:rPr/>
+      </w:pPr>
+      <w:r>
+        <w:rPr/>
         <w:t>HDMI and DisplayPort video cables</w:t>
       </w:r>
     </w:p>
     <w:p>
       <w:pPr>
+        <w:pStyle w:val="Normal"/>
         <w:ind w:firstLine="709"/>
-      </w:pPr>
-      <w:r>
+        <w:rPr/>
+      </w:pPr>
+      <w:r>
+        <w:rPr/>
         <w:t>HDMI</w:t>
       </w:r>
     </w:p>
     <w:p>
       <w:pPr>
-        <w:ind w:left="709" w:firstLine="709"/>
-      </w:pPr>
-      <w:r>
+        <w:pStyle w:val="Normal"/>
+        <w:ind w:firstLine="709" w:start="709"/>
+        <w:rPr/>
+      </w:pPr>
+      <w:r>
+        <w:rPr/>
         <w:t>Audio and video transfer</w:t>
       </w:r>
     </w:p>
     <w:p>
       <w:pPr>
-        <w:ind w:left="709" w:firstLine="709"/>
-      </w:pPr>
-      <w:r>
+        <w:pStyle w:val="Normal"/>
+        <w:ind w:firstLine="709" w:start="709"/>
+        <w:rPr/>
+      </w:pPr>
+      <w:r>
+        <w:rPr/>
         <w:t>Versioning – high quality resolutions, color contrast, and refresh rates</w:t>
       </w:r>
     </w:p>
     <w:p>
       <w:pPr>
-        <w:ind w:left="709" w:firstLine="709"/>
-      </w:pPr>
-      <w:r>
+        <w:pStyle w:val="Normal"/>
+        <w:ind w:firstLine="709" w:start="709"/>
+        <w:rPr/>
+      </w:pPr>
+      <w:r>
+        <w:rPr/>
         <w:t>Single cable vs multi cable connection</w:t>
       </w:r>
     </w:p>
     <w:p>
       <w:pPr>
-        <w:ind w:left="709" w:firstLine="709"/>
-      </w:pPr>
-      <w:r>
+        <w:pStyle w:val="Normal"/>
+        <w:ind w:firstLine="709" w:start="709"/>
+        <w:rPr/>
+      </w:pPr>
+      <w:r>
+        <w:rPr/>
         <w:t>TV, monitors, single cable that works everywhere</w:t>
       </w:r>
     </w:p>
     <w:p>
       <w:pPr>
-        <w:ind w:left="709" w:firstLine="709"/>
-      </w:pPr>
-      <w:r>
+        <w:pStyle w:val="Normal"/>
+        <w:ind w:firstLine="709" w:start="709"/>
+        <w:rPr/>
+      </w:pPr>
+      <w:r>
+        <w:rPr/>
         <w:t>A, B, C, and D</w:t>
       </w:r>
     </w:p>
     <w:p>
       <w:pPr>
-        <w:ind w:left="1418" w:firstLine="709"/>
-      </w:pPr>
-      <w:r>
+        <w:pStyle w:val="Normal"/>
+        <w:ind w:firstLine="709" w:start="1418"/>
+        <w:rPr/>
+      </w:pPr>
+      <w:r>
+        <w:rPr/>
         <w:t>A – on the back of TV, Computer</w:t>
       </w:r>
     </w:p>
     <w:p>
       <w:pPr>
-        <w:ind w:left="1418" w:firstLine="709"/>
-      </w:pPr>
-      <w:r>
+        <w:pStyle w:val="Normal"/>
+        <w:ind w:firstLine="709" w:start="1418"/>
+        <w:rPr/>
+      </w:pPr>
+      <w:r>
+        <w:rPr/>
         <w:t>B – 29 pins (high resolution) (all others are 19)</w:t>
       </w:r>
     </w:p>
     <w:p>
       <w:pPr>
-        <w:ind w:left="1418" w:firstLine="709"/>
-      </w:pPr>
-      <w:r>
+        <w:pStyle w:val="Normal"/>
+        <w:ind w:firstLine="709" w:start="1418"/>
+        <w:rPr/>
+      </w:pPr>
+      <w:r>
+        <w:rPr/>
         <w:t>C – mini port found on phones</w:t>
       </w:r>
     </w:p>
     <w:p>
       <w:pPr>
-        <w:ind w:left="1418" w:firstLine="709"/>
-      </w:pPr>
-      <w:r>
+        <w:pStyle w:val="Normal"/>
+        <w:ind w:firstLine="709" w:start="1418"/>
+        <w:rPr/>
+      </w:pPr>
+      <w:r>
+        <w:rPr/>
         <w:t>D – micro port found on phones</w:t>
       </w:r>
     </w:p>
     <w:p>
       <w:pPr>
-        <w:ind w:left="709" w:firstLine="709"/>
-      </w:pPr>
-      <w:r>
+        <w:pStyle w:val="Normal"/>
+        <w:ind w:firstLine="709" w:start="709"/>
+        <w:rPr/>
+      </w:pPr>
+      <w:r>
+        <w:rPr/>
         <w:t>Thunderbolt standard</w:t>
       </w:r>
     </w:p>
     <w:p>
       <w:pPr>
-        <w:ind w:left="1418" w:firstLine="709"/>
-      </w:pPr>
-      <w:r>
+        <w:pStyle w:val="Normal"/>
+        <w:ind w:firstLine="709" w:start="1418"/>
+        <w:rPr/>
+      </w:pPr>
+      <w:r>
+        <w:rPr/>
         <w:t>Version 1 and 2</w:t>
       </w:r>
     </w:p>
     <w:p>
       <w:pPr>
-        <w:ind w:left="2127" w:firstLine="709"/>
-      </w:pPr>
-      <w:r>
+        <w:pStyle w:val="Normal"/>
+        <w:ind w:firstLine="709" w:start="2127"/>
+        <w:rPr/>
+      </w:pPr>
+      <w:r>
+        <w:rPr/>
         <w:t>Used the mini-dp physical interface</w:t>
       </w:r>
     </w:p>
     <w:p>
       <w:pPr>
-        <w:ind w:left="2127" w:firstLine="709"/>
-      </w:pPr>
-      <w:r>
+        <w:pStyle w:val="Normal"/>
+        <w:ind w:firstLine="709" w:start="2127"/>
+        <w:rPr/>
+      </w:pPr>
+      <w:r>
+        <w:rPr/>
         <w:t>Up to 20 Gbps and daisy chaining</w:t>
       </w:r>
     </w:p>
     <w:p>
       <w:pPr>
-        <w:ind w:left="1418" w:firstLine="709"/>
-      </w:pPr>
-      <w:r>
+        <w:pStyle w:val="Normal"/>
+        <w:ind w:firstLine="709" w:start="1418"/>
+        <w:rPr/>
+      </w:pPr>
+      <w:r>
+        <w:rPr/>
         <w:t>Version 3 – USB-C</w:t>
       </w:r>
     </w:p>
     <w:p>
       <w:pPr>
-        <w:ind w:left="2127" w:firstLine="709"/>
-      </w:pPr>
-      <w:r>
+        <w:pStyle w:val="Normal"/>
+        <w:ind w:firstLine="709" w:start="2127"/>
+        <w:rPr/>
+      </w:pPr>
+      <w:r>
+        <w:rPr/>
         <w:t>40 Gbps over .5m cable</w:t>
       </w:r>
     </w:p>
     <w:p>
       <w:pPr>
-        <w:ind w:left="1418" w:firstLine="709"/>
-      </w:pPr>
-      <w:r>
+        <w:pStyle w:val="Normal"/>
+        <w:ind w:firstLine="709" w:start="1418"/>
+        <w:rPr/>
+      </w:pPr>
+      <w:r>
+        <w:rPr/>
         <w:t>Version 4 – USB-C interface</w:t>
       </w:r>
     </w:p>
     <w:p>
       <w:pPr>
-        <w:ind w:left="2127" w:firstLine="709"/>
-      </w:pPr>
-      <w:r>
+        <w:pStyle w:val="Normal"/>
+        <w:ind w:firstLine="709" w:start="2127"/>
+        <w:rPr/>
+      </w:pPr>
+      <w:r>
+        <w:rPr/>
         <w:t>40 Gbps over 2m cable</w:t>
       </w:r>
     </w:p>
     <w:p>
       <w:pPr>
-        <w:ind w:left="1418" w:firstLine="709"/>
-      </w:pPr>
-      <w:r>
+        <w:pStyle w:val="Normal"/>
+        <w:ind w:firstLine="709" w:start="1418"/>
+        <w:rPr/>
+      </w:pPr>
+      <w:r>
+        <w:rPr/>
         <w:t>Version 5 – USB-C interface</w:t>
       </w:r>
     </w:p>
     <w:p>
       <w:pPr>
-        <w:ind w:left="2127" w:firstLine="709"/>
-      </w:pPr>
-      <w:r>
+        <w:pStyle w:val="Normal"/>
+        <w:ind w:firstLine="709" w:start="2127"/>
+        <w:rPr/>
+      </w:pPr>
+      <w:r>
+        <w:rPr/>
         <w:t>80 Gb/s duplex</w:t>
       </w:r>
     </w:p>
     <w:p>
       <w:pPr>
-        <w:ind w:left="2127" w:firstLine="709"/>
-      </w:pPr>
-      <w:r>
+        <w:pStyle w:val="Normal"/>
+        <w:ind w:firstLine="709" w:start="2127"/>
+        <w:rPr/>
+      </w:pPr>
+      <w:r>
+        <w:rPr/>
         <w:t>120 Gb/s simplex</w:t>
       </w:r>
     </w:p>
     <w:p>
       <w:pPr>
-        <w:ind w:left="2127" w:firstLine="709"/>
-      </w:pPr>
-      <w:r>
+        <w:pStyle w:val="Normal"/>
+        <w:ind w:firstLine="709" w:start="2127"/>
+        <w:rPr/>
+      </w:pPr>
+      <w:r>
+        <w:rPr/>
         <w:t>High speed connections for future use</w:t>
       </w:r>
     </w:p>
     <w:p>
       <w:pPr>
-        <w:ind w:left="1418" w:firstLine="709"/>
-      </w:pPr>
-    </w:p>
-    <w:p>
-      <w:pPr>
-        <w:ind w:left="709" w:firstLine="709"/>
-      </w:pPr>
-    </w:p>
-    <w:p>
-      <w:pPr>
+        <w:pStyle w:val="Normal"/>
+        <w:ind w:firstLine="709" w:start="1418"/>
+        <w:rPr/>
+      </w:pPr>
+      <w:r>
+        <w:rPr/>
+      </w:r>
+    </w:p>
+    <w:p>
+      <w:pPr>
+        <w:pStyle w:val="Normal"/>
+        <w:ind w:firstLine="709" w:start="709"/>
+        <w:rPr/>
+      </w:pPr>
+      <w:r>
+        <w:rPr/>
+      </w:r>
+    </w:p>
+    <w:p>
+      <w:pPr>
+        <w:pStyle w:val="Normal"/>
         <w:ind w:firstLine="709"/>
-      </w:pPr>
-      <w:r>
+        <w:rPr/>
+      </w:pPr>
+      <w:r>
+        <w:rPr/>
         <w:t>DisplayPort</w:t>
       </w:r>
     </w:p>
     <w:p>
       <w:pPr>
-        <w:ind w:left="709" w:firstLine="709"/>
-      </w:pPr>
-      <w:r>
+        <w:pStyle w:val="Normal"/>
+        <w:ind w:firstLine="709" w:start="709"/>
+        <w:rPr/>
+      </w:pPr>
+      <w:r>
+        <w:rPr/>
         <w:t>Audio and video capable</w:t>
       </w:r>
     </w:p>
     <w:p>
       <w:pPr>
-        <w:ind w:left="709" w:firstLine="709"/>
-      </w:pPr>
-      <w:r>
+        <w:pStyle w:val="Normal"/>
+        <w:ind w:firstLine="709" w:start="709"/>
+        <w:rPr/>
+      </w:pPr>
+      <w:r>
+        <w:rPr/>
         <w:t>Professional quality resolutions and high refresh rates</w:t>
       </w:r>
     </w:p>
     <w:p>
       <w:pPr>
-        <w:ind w:left="709" w:firstLine="709"/>
-      </w:pPr>
-      <w:r>
+        <w:pStyle w:val="Normal"/>
+        <w:ind w:firstLine="709" w:start="709"/>
+        <w:rPr/>
+      </w:pPr>
+      <w:r>
+        <w:rPr/>
         <w:t>Popular with gamers and graphic designers</w:t>
       </w:r>
     </w:p>
     <w:p>
       <w:pPr>
-        <w:ind w:left="1418" w:firstLine="709"/>
-      </w:pPr>
-      <w:r>
+        <w:pStyle w:val="Normal"/>
+        <w:ind w:firstLine="709" w:start="1418"/>
+        <w:rPr/>
+      </w:pPr>
+      <w:r>
+        <w:rPr/>
         <w:t>Multiple displays with single connector (daisy chaining)</w:t>
       </w:r>
     </w:p>
     <w:p>
       <w:pPr>
-        <w:ind w:left="709" w:firstLine="709"/>
-      </w:pPr>
-      <w:r>
+        <w:pStyle w:val="Normal"/>
+        <w:ind w:firstLine="709" w:start="709"/>
+        <w:rPr/>
+      </w:pPr>
+      <w:r>
+        <w:rPr/>
         <w:t>Sync video and audio</w:t>
       </w:r>
     </w:p>
     <w:p>
       <w:pPr>
-        <w:ind w:left="709" w:firstLine="709"/>
-      </w:pPr>
-      <w:r>
+        <w:pStyle w:val="Normal"/>
+        <w:ind w:firstLine="709" w:start="709"/>
+        <w:rPr/>
+      </w:pPr>
+      <w:r>
+        <w:rPr/>
         <w:t>Professional setup, docking stations, gaming stations</w:t>
       </w:r>
     </w:p>
     <w:p>
       <w:pPr>
-        <w:ind w:left="709" w:firstLine="709"/>
-      </w:pPr>
-      <w:r>
+        <w:pStyle w:val="Normal"/>
+        <w:ind w:firstLine="709" w:start="709"/>
+        <w:rPr/>
+      </w:pPr>
+      <w:r>
+        <w:rPr/>
         <w:t>Higher refresh rate than HDMI</w:t>
       </w:r>
     </w:p>
     <w:p>
       <w:pPr>
-        <w:ind w:left="709" w:firstLine="709"/>
-      </w:pPr>
-      <w:r>
+        <w:pStyle w:val="Normal"/>
+        <w:ind w:firstLine="709" w:start="709"/>
+        <w:rPr/>
+      </w:pPr>
+      <w:r>
+        <w:rPr/>
         <w:t>MST Multi-Stream Transport – allows for multiple monitors from one computer port</w:t>
       </w:r>
     </w:p>
     <w:p>
       <w:pPr>
+        <w:pStyle w:val="Normal"/>
         <w:ind w:firstLine="709"/>
-      </w:pPr>
-    </w:p>
-    <w:p>
-      <w:r>
+        <w:rPr/>
+      </w:pPr>
+      <w:r>
+        <w:rPr/>
+      </w:r>
+    </w:p>
+    <w:p>
+      <w:pPr>
+        <w:pStyle w:val="Normal"/>
+        <w:rPr/>
+      </w:pPr>
+      <w:r>
+        <w:rPr/>
         <w:t>Lightning interface</w:t>
       </w:r>
     </w:p>
     <w:p>
       <w:pPr>
+        <w:pStyle w:val="Normal"/>
         <w:ind w:firstLine="709"/>
-      </w:pPr>
-      <w:r>
+        <w:rPr/>
+      </w:pPr>
+      <w:r>
+        <w:rPr/>
         <w:t>Apple proprietary connector</w:t>
       </w:r>
     </w:p>
     <w:p>
       <w:pPr>
+        <w:pStyle w:val="Normal"/>
         <w:ind w:firstLine="709"/>
-      </w:pPr>
-      <w:r>
+        <w:rPr/>
+      </w:pPr>
+      <w:r>
+        <w:rPr/>
         <w:t>iPhone and iPad</w:t>
       </w:r>
     </w:p>
     <w:p>
       <w:pPr>
+        <w:pStyle w:val="Normal"/>
         <w:ind w:firstLine="709"/>
-      </w:pPr>
-      <w:r>
+        <w:rPr/>
+      </w:pPr>
+      <w:r>
+        <w:rPr/>
         <w:t>Being replaced by USB-C connectors</w:t>
       </w:r>
     </w:p>
     <w:p>
-      <w:r>
+      <w:pPr>
+        <w:pStyle w:val="Normal"/>
+        <w:rPr/>
+      </w:pPr>
+      <w:r>
+        <w:rPr/>
         <w:t>Serial advanced Technology Attachment Interface</w:t>
       </w:r>
     </w:p>
     <w:p>
       <w:pPr>
+        <w:pStyle w:val="Normal"/>
         <w:ind w:firstLine="709"/>
-      </w:pPr>
-      <w:r>
+        <w:rPr/>
+      </w:pPr>
+      <w:r>
+        <w:rPr/>
         <w:t>Standard for interface storage</w:t>
       </w:r>
     </w:p>
     <w:p>
       <w:pPr>
+        <w:pStyle w:val="Normal"/>
         <w:ind w:firstLine="709"/>
-      </w:pPr>
-      <w:r>
+        <w:rPr/>
+      </w:pPr>
+      <w:r>
+        <w:rPr/>
         <w:t>Smaller connector and faster data transfer</w:t>
       </w:r>
     </w:p>
     <w:p>
       <w:pPr>
-        <w:ind w:left="709" w:firstLine="709"/>
-      </w:pPr>
-      <w:r>
-        <w:lastRenderedPageBreak/>
+        <w:pStyle w:val="Normal"/>
+        <w:ind w:firstLine="709" w:start="709"/>
+        <w:rPr/>
+      </w:pPr>
+      <w:r>
+        <w:rPr/>
         <w:t>Revision 1 – 1.5 Gbps (150 MBps)</w:t>
       </w:r>
     </w:p>
     <w:p>
       <w:pPr>
-        <w:ind w:left="709" w:firstLine="709"/>
-      </w:pPr>
-      <w:r>
+        <w:pStyle w:val="Normal"/>
+        <w:ind w:firstLine="709" w:start="709"/>
+        <w:rPr/>
+      </w:pPr>
+      <w:r>
+        <w:rPr/>
         <w:t>Revision 2 – 3 Gbps (300 MBps)</w:t>
       </w:r>
     </w:p>
     <w:p>
       <w:pPr>
-        <w:ind w:left="709" w:firstLine="709"/>
-      </w:pPr>
-      <w:r>
+        <w:pStyle w:val="Normal"/>
+        <w:ind w:firstLine="709" w:start="709"/>
+        <w:rPr/>
+      </w:pPr>
+      <w:r>
+        <w:rPr/>
         <w:t>Revision 3 – 6 Gbps (600 MBps)</w:t>
       </w:r>
     </w:p>
     <w:p>
       <w:pPr>
+        <w:pStyle w:val="Normal"/>
         <w:ind w:firstLine="709"/>
-      </w:pPr>
-    </w:p>
-    <w:p>
-      <w:r>
+        <w:rPr/>
+      </w:pPr>
+      <w:r>
+        <w:rPr/>
+      </w:r>
+    </w:p>
+    <w:p>
+      <w:pPr>
+        <w:pStyle w:val="Normal"/>
+        <w:rPr/>
+      </w:pPr>
+      <w:r>
+        <w:rPr/>
         <w:t>Molex Power Connectors</w:t>
       </w:r>
     </w:p>
     <w:p>
       <w:pPr>
+        <w:pStyle w:val="Normal"/>
         <w:ind w:firstLine="709"/>
-      </w:pPr>
-      <w:r>
+        <w:rPr/>
+      </w:pPr>
+      <w:r>
+        <w:rPr/>
         <w:t>4 pin connector</w:t>
       </w:r>
     </w:p>
     <w:p>
       <w:pPr>
-        <w:ind w:left="709" w:firstLine="709"/>
-      </w:pPr>
-      <w:r>
+        <w:pStyle w:val="Normal"/>
+        <w:ind w:firstLine="709" w:start="709"/>
+        <w:rPr/>
+      </w:pPr>
+      <w:r>
+        <w:rPr/>
         <w:t>Red – 5 VDC</w:t>
       </w:r>
     </w:p>
     <w:p>
       <w:pPr>
-        <w:ind w:left="709" w:firstLine="709"/>
-      </w:pPr>
-      <w:r>
+        <w:pStyle w:val="Normal"/>
+        <w:ind w:firstLine="709" w:start="709"/>
+        <w:rPr/>
+      </w:pPr>
+      <w:r>
+        <w:rPr/>
         <w:t>Yellow – 12 VCD</w:t>
       </w:r>
     </w:p>
     <w:p>
       <w:pPr>
-        <w:ind w:left="709" w:firstLine="709"/>
-      </w:pPr>
-      <w:r>
+        <w:pStyle w:val="Normal"/>
+        <w:ind w:firstLine="709" w:start="709"/>
+        <w:rPr/>
+      </w:pPr>
+      <w:r>
+        <w:rPr/>
         <w:t>Black – ground</w:t>
       </w:r>
     </w:p>
     <w:p>
       <w:pPr>
+        <w:pStyle w:val="Normal"/>
         <w:ind w:firstLine="709"/>
-      </w:pPr>
-    </w:p>
-    <w:p>
-      <w:r>
+        <w:rPr/>
+      </w:pPr>
+      <w:r>
+        <w:rPr/>
+      </w:r>
+    </w:p>
+    <w:p>
+      <w:pPr>
+        <w:pStyle w:val="Normal"/>
+        <w:rPr/>
+      </w:pPr>
+      <w:r>
+        <w:rPr/>
         <w:t>External SATA</w:t>
       </w:r>
     </w:p>
     <w:p>
       <w:pPr>
+        <w:pStyle w:val="Normal"/>
         <w:ind w:firstLine="709"/>
         <w:rPr>
           <w:lang w:val="es-ES"/>
@@ -1302,52 +1840,1772 @@
         <w:rPr>
           <w:lang w:val="es-ES"/>
         </w:rPr>
-        <w:t>Uses eSATA connector eSATA a</w:t>
-      </w:r>
-      <w:r>
-        <w:rPr>
-          <w:lang w:val="es-ES"/>
-        </w:rPr>
-        <w:t>nd eSATAp (Power)</w:t>
-      </w:r>
-    </w:p>
-    <w:p>
-      <w:pPr>
-        <w:ind w:left="709" w:firstLine="709"/>
-      </w:pPr>
-      <w:r>
-        <w:t>Internal and external SATA cables not co</w:t>
-      </w:r>
-      <w:r>
-        <w:t>mpatible</w:t>
-      </w:r>
-    </w:p>
-    <w:p>
-      <w:pPr>
+        <w:t>Uses eSATA connector eSATA and eSATAp (Power)</w:t>
+      </w:r>
+    </w:p>
+    <w:p>
+      <w:pPr>
+        <w:pStyle w:val="Normal"/>
+        <w:ind w:firstLine="709" w:start="709"/>
+        <w:rPr/>
+      </w:pPr>
+      <w:r>
+        <w:rPr/>
+        <w:t>Internal and external SATA cables not compatible</w:t>
+      </w:r>
+    </w:p>
+    <w:p>
+      <w:pPr>
+        <w:pStyle w:val="Normal"/>
         <w:ind w:firstLine="709"/>
-      </w:pPr>
-      <w:r>
+        <w:rPr/>
+      </w:pPr>
+      <w:r>
+        <w:rPr/>
         <w:t>Max cable length up to 2 meters</w:t>
       </w:r>
     </w:p>
-    <w:p/>
+    <w:p>
+      <w:pPr>
+        <w:pStyle w:val="Normal"/>
+        <w:rPr/>
+      </w:pPr>
+      <w:r>
+        <w:rPr/>
+      </w:r>
+    </w:p>
+    <w:p>
+      <w:pPr>
+        <w:pStyle w:val="Normal"/>
+        <w:rPr/>
+      </w:pPr>
+      <w:r>
+        <w:rPr/>
+      </w:r>
+    </w:p>
+    <w:p>
+      <w:pPr>
+        <w:pStyle w:val="Normal"/>
+        <w:rPr/>
+      </w:pPr>
+      <w:r>
+        <w:rPr/>
+        <w:t>Chapter 3</w:t>
+      </w:r>
+    </w:p>
+    <w:p>
+      <w:pPr>
+        <w:pStyle w:val="Normal"/>
+        <w:rPr/>
+      </w:pPr>
+      <w:r>
+        <w:rPr/>
+      </w:r>
+    </w:p>
+    <w:p>
+      <w:pPr>
+        <w:pStyle w:val="Normal"/>
+        <w:rPr/>
+      </w:pPr>
+      <w:r>
+        <w:rPr/>
+        <w:t>Power Supply Units</w:t>
+      </w:r>
+    </w:p>
+    <w:p>
+      <w:pPr>
+        <w:pStyle w:val="Normal"/>
+        <w:widowControl/>
+        <w:suppressAutoHyphens w:val="true"/>
+        <w:bidi w:val="0"/>
+        <w:spacing w:before="0" w:after="0"/>
+        <w:ind w:hanging="0" w:start="720" w:end="0"/>
+        <w:jc w:val="start"/>
+        <w:rPr/>
+      </w:pPr>
+      <w:r>
+        <w:rPr/>
+        <w:t>Converts AC to DC</w:t>
+      </w:r>
+    </w:p>
+    <w:p>
+      <w:pPr>
+        <w:pStyle w:val="Normal"/>
+        <w:widowControl/>
+        <w:suppressAutoHyphens w:val="true"/>
+        <w:bidi w:val="0"/>
+        <w:spacing w:before="0" w:after="0"/>
+        <w:ind w:hanging="0" w:start="720" w:end="0"/>
+        <w:jc w:val="start"/>
+        <w:rPr/>
+      </w:pPr>
+      <w:r>
+        <w:rPr/>
+        <w:t>Voltage Compatibility</w:t>
+      </w:r>
+    </w:p>
+    <w:p>
+      <w:pPr>
+        <w:pStyle w:val="Normal"/>
+        <w:widowControl/>
+        <w:suppressAutoHyphens w:val="true"/>
+        <w:bidi w:val="0"/>
+        <w:spacing w:before="0" w:after="0"/>
+        <w:ind w:hanging="0" w:start="1440" w:end="0"/>
+        <w:jc w:val="start"/>
+        <w:rPr/>
+      </w:pPr>
+      <w:r>
+        <w:rPr/>
+        <w:t>selector switch or auto</w:t>
+      </w:r>
+    </w:p>
+    <w:p>
+      <w:pPr>
+        <w:pStyle w:val="Normal"/>
+        <w:widowControl/>
+        <w:suppressAutoHyphens w:val="true"/>
+        <w:bidi w:val="0"/>
+        <w:spacing w:before="0" w:after="0"/>
+        <w:ind w:hanging="0" w:start="720" w:end="0"/>
+        <w:jc w:val="start"/>
+        <w:rPr/>
+      </w:pPr>
+      <w:r>
+        <w:rPr/>
+      </w:r>
+    </w:p>
+    <w:p>
+      <w:pPr>
+        <w:pStyle w:val="Normal"/>
+        <w:rPr/>
+      </w:pPr>
+      <w:r>
+        <w:rPr/>
+        <w:t>Wattage Rating</w:t>
+      </w:r>
+    </w:p>
+    <w:p>
+      <w:pPr>
+        <w:pStyle w:val="Normal"/>
+        <w:rPr/>
+      </w:pPr>
+      <w:r>
+        <w:rPr/>
+        <w:t>Efficiency Rating</w:t>
+      </w:r>
+    </w:p>
+    <w:p>
+      <w:pPr>
+        <w:pStyle w:val="Normal"/>
+        <w:rPr/>
+      </w:pPr>
+      <w:r>
+        <w:rPr/>
+        <w:t>Power supply connectors</w:t>
+      </w:r>
+    </w:p>
+    <w:p>
+      <w:pPr>
+        <w:pStyle w:val="Normal"/>
+        <w:widowControl/>
+        <w:suppressAutoHyphens w:val="true"/>
+        <w:bidi w:val="0"/>
+        <w:spacing w:before="0" w:after="0"/>
+        <w:ind w:hanging="0" w:start="720" w:end="0"/>
+        <w:jc w:val="start"/>
+        <w:rPr/>
+      </w:pPr>
+      <w:r>
+        <w:rPr/>
+        <w:t>transfer power to system components</w:t>
+      </w:r>
+    </w:p>
+    <w:p>
+      <w:pPr>
+        <w:pStyle w:val="Normal"/>
+        <w:widowControl/>
+        <w:suppressAutoHyphens w:val="true"/>
+        <w:bidi w:val="0"/>
+        <w:spacing w:before="0" w:after="0"/>
+        <w:ind w:hanging="0" w:start="720" w:end="0"/>
+        <w:jc w:val="start"/>
+        <w:rPr/>
+      </w:pPr>
+      <w:r>
+        <w:rPr/>
+        <w:t>sata is common</w:t>
+      </w:r>
+    </w:p>
+    <w:p>
+      <w:pPr>
+        <w:pStyle w:val="Normal"/>
+        <w:widowControl/>
+        <w:suppressAutoHyphens w:val="true"/>
+        <w:bidi w:val="0"/>
+        <w:spacing w:before="0" w:after="0"/>
+        <w:ind w:hanging="0" w:start="720" w:end="0"/>
+        <w:jc w:val="start"/>
+        <w:rPr/>
+      </w:pPr>
+      <w:r>
+        <w:rPr/>
+        <w:t>molex is depricated</w:t>
+      </w:r>
+    </w:p>
+    <w:p>
+      <w:pPr>
+        <w:pStyle w:val="Normal"/>
+        <w:widowControl/>
+        <w:suppressAutoHyphens w:val="true"/>
+        <w:bidi w:val="0"/>
+        <w:spacing w:before="0" w:after="0"/>
+        <w:ind w:hanging="0" w:start="720" w:end="0"/>
+        <w:jc w:val="start"/>
+        <w:rPr/>
+      </w:pPr>
+      <w:r>
+        <w:rPr/>
+        <w:t>special power:</w:t>
+      </w:r>
+    </w:p>
+    <w:p>
+      <w:pPr>
+        <w:pStyle w:val="Normal"/>
+        <w:widowControl/>
+        <w:suppressAutoHyphens w:val="true"/>
+        <w:bidi w:val="0"/>
+        <w:spacing w:before="0" w:after="0"/>
+        <w:ind w:hanging="0" w:start="1440" w:end="0"/>
+        <w:jc w:val="start"/>
+        <w:rPr/>
+      </w:pPr>
+      <w:r>
+        <w:rPr/>
+        <w:t>video cards</w:t>
+      </w:r>
+    </w:p>
+    <w:p>
+      <w:pPr>
+        <w:pStyle w:val="Normal"/>
+        <w:widowControl/>
+        <w:suppressAutoHyphens w:val="true"/>
+        <w:bidi w:val="0"/>
+        <w:spacing w:before="0" w:after="0"/>
+        <w:ind w:hanging="0" w:start="1440" w:end="0"/>
+        <w:jc w:val="start"/>
+        <w:rPr/>
+      </w:pPr>
+      <w:r>
+        <w:rPr/>
+        <w:t>fans</w:t>
+      </w:r>
+    </w:p>
+    <w:p>
+      <w:pPr>
+        <w:pStyle w:val="Normal"/>
+        <w:widowControl/>
+        <w:suppressAutoHyphens w:val="true"/>
+        <w:bidi w:val="0"/>
+        <w:spacing w:before="0" w:after="0"/>
+        <w:ind w:hanging="0" w:start="1440" w:end="0"/>
+        <w:jc w:val="start"/>
+        <w:rPr/>
+      </w:pPr>
+      <w:r>
+        <w:rPr/>
+        <w:t>pcie</w:t>
+      </w:r>
+    </w:p>
+    <w:p>
+      <w:pPr>
+        <w:pStyle w:val="Normal"/>
+        <w:widowControl/>
+        <w:suppressAutoHyphens w:val="true"/>
+        <w:bidi w:val="0"/>
+        <w:spacing w:before="0" w:after="0"/>
+        <w:ind w:hanging="0" w:start="1440" w:end="0"/>
+        <w:jc w:val="start"/>
+        <w:rPr/>
+      </w:pPr>
+      <w:r>
+        <w:rPr/>
+        <w:t>cpu</w:t>
+      </w:r>
+    </w:p>
+    <w:p>
+      <w:pPr>
+        <w:pStyle w:val="Normal"/>
+        <w:widowControl/>
+        <w:suppressAutoHyphens w:val="true"/>
+        <w:bidi w:val="0"/>
+        <w:spacing w:before="0" w:after="0"/>
+        <w:ind w:hanging="0" w:start="720" w:end="0"/>
+        <w:jc w:val="start"/>
+        <w:rPr/>
+      </w:pPr>
+      <w:r>
+        <w:rPr/>
+      </w:r>
+    </w:p>
+    <w:p>
+      <w:pPr>
+        <w:pStyle w:val="Normal"/>
+        <w:rPr/>
+      </w:pPr>
+      <w:r>
+        <w:rPr/>
+        <w:t>cable – bundle of wires</w:t>
+      </w:r>
+    </w:p>
+    <w:p>
+      <w:pPr>
+        <w:pStyle w:val="Normal"/>
+        <w:rPr/>
+      </w:pPr>
+      <w:r>
+        <w:rPr/>
+        <w:t>wires – a single wire</w:t>
+      </w:r>
+    </w:p>
+    <w:p>
+      <w:pPr>
+        <w:pStyle w:val="Normal"/>
+        <w:rPr/>
+      </w:pPr>
+      <w:r>
+        <w:rPr/>
+        <w:t>ACPI – Advanced Configuration and Power Interface</w:t>
+      </w:r>
+    </w:p>
+    <w:p>
+      <w:pPr>
+        <w:pStyle w:val="Normal"/>
+        <w:rPr/>
+      </w:pPr>
+      <w:r>
+        <w:rPr/>
+        <w:t>Select a power supply</w:t>
+      </w:r>
+    </w:p>
+    <w:p>
+      <w:pPr>
+        <w:pStyle w:val="Normal"/>
+        <w:widowControl/>
+        <w:suppressAutoHyphens w:val="true"/>
+        <w:bidi w:val="0"/>
+        <w:spacing w:before="0" w:after="0"/>
+        <w:ind w:hanging="0" w:start="720" w:end="0"/>
+        <w:jc w:val="start"/>
+        <w:rPr/>
+      </w:pPr>
+      <w:r>
+        <w:rPr/>
+        <w:t>Power supplies are rated in watts (for example, 500 watts)</w:t>
+      </w:r>
+    </w:p>
+    <w:p>
+      <w:pPr>
+        <w:pStyle w:val="Normal"/>
+        <w:widowControl/>
+        <w:suppressAutoHyphens w:val="true"/>
+        <w:bidi w:val="0"/>
+        <w:spacing w:before="0" w:after="0"/>
+        <w:ind w:hanging="0" w:start="720" w:end="0"/>
+        <w:jc w:val="start"/>
+        <w:rPr/>
+      </w:pPr>
+      <w:r>
+        <w:rPr/>
+        <w:t>each device uses a certain amount of power; the power supply must be adequate to deliver it</w:t>
+      </w:r>
+    </w:p>
+    <w:p>
+      <w:pPr>
+        <w:pStyle w:val="Normal"/>
+        <w:widowControl/>
+        <w:suppressAutoHyphens w:val="true"/>
+        <w:bidi w:val="0"/>
+        <w:spacing w:before="0" w:after="0"/>
+        <w:ind w:hanging="0" w:start="720" w:end="0"/>
+        <w:jc w:val="start"/>
+        <w:rPr/>
+      </w:pPr>
+      <w:r>
+        <w:rPr/>
+        <w:t>dual-rail or triple rail power supplies have multiple +12v output lines</w:t>
+      </w:r>
+    </w:p>
+    <w:p>
+      <w:pPr>
+        <w:pStyle w:val="Normal"/>
+        <w:rPr/>
+      </w:pPr>
+      <w:r>
+        <w:rPr/>
+        <w:t>selecting a power supply</w:t>
+      </w:r>
+    </w:p>
+    <w:p>
+      <w:pPr>
+        <w:pStyle w:val="Normal"/>
+        <w:widowControl/>
+        <w:suppressAutoHyphens w:val="true"/>
+        <w:bidi w:val="0"/>
+        <w:spacing w:before="0" w:after="0"/>
+        <w:ind w:hanging="0" w:start="720" w:end="0"/>
+        <w:jc w:val="start"/>
+        <w:rPr/>
+      </w:pPr>
+      <w:r>
+        <w:rPr/>
+        <w:t>size and form factor</w:t>
+      </w:r>
+    </w:p>
+    <w:p>
+      <w:pPr>
+        <w:pStyle w:val="Normal"/>
+        <w:widowControl/>
+        <w:suppressAutoHyphens w:val="true"/>
+        <w:bidi w:val="0"/>
+        <w:spacing w:before="0" w:after="0"/>
+        <w:ind w:hanging="0" w:start="720" w:end="0"/>
+        <w:jc w:val="start"/>
+        <w:rPr/>
+      </w:pPr>
+      <w:r>
+        <w:rPr/>
+        <w:t>wattage</w:t>
+      </w:r>
+    </w:p>
+    <w:p>
+      <w:pPr>
+        <w:pStyle w:val="Normal"/>
+        <w:widowControl/>
+        <w:suppressAutoHyphens w:val="true"/>
+        <w:bidi w:val="0"/>
+        <w:spacing w:before="0" w:after="0"/>
+        <w:ind w:hanging="0" w:start="720" w:end="0"/>
+        <w:jc w:val="start"/>
+        <w:rPr/>
+      </w:pPr>
+      <w:r>
+        <w:rPr/>
+        <w:t>number and type of connectors</w:t>
+      </w:r>
+    </w:p>
+    <w:p>
+      <w:pPr>
+        <w:pStyle w:val="Normal"/>
+        <w:widowControl/>
+        <w:suppressAutoHyphens w:val="true"/>
+        <w:bidi w:val="0"/>
+        <w:spacing w:before="0" w:after="0"/>
+        <w:ind w:hanging="0" w:start="720" w:end="0"/>
+        <w:jc w:val="start"/>
+        <w:rPr/>
+      </w:pPr>
+      <w:r>
+        <w:rPr/>
+        <w:t>energy efficiency</w:t>
+      </w:r>
+    </w:p>
+    <w:p>
+      <w:pPr>
+        <w:pStyle w:val="Normal"/>
+        <w:widowControl/>
+        <w:suppressAutoHyphens w:val="true"/>
+        <w:bidi w:val="0"/>
+        <w:spacing w:before="0" w:after="0"/>
+        <w:ind w:hanging="0" w:start="720" w:end="0"/>
+        <w:jc w:val="start"/>
+        <w:rPr/>
+      </w:pPr>
+      <w:r>
+        <w:rPr/>
+        <w:t>number of 12v rails monitored for an over-current condition</w:t>
+      </w:r>
+    </w:p>
+    <w:p>
+      <w:pPr>
+        <w:pStyle w:val="Normal"/>
+        <w:widowControl/>
+        <w:suppressAutoHyphens w:val="true"/>
+        <w:bidi w:val="0"/>
+        <w:spacing w:before="0" w:after="0"/>
+        <w:ind w:hanging="0" w:start="720" w:end="0"/>
+        <w:jc w:val="start"/>
+        <w:rPr/>
+      </w:pPr>
+      <w:r>
+        <w:rPr/>
+        <w:t>modular power supply</w:t>
+      </w:r>
+    </w:p>
+    <w:p>
+      <w:pPr>
+        <w:pStyle w:val="Normal"/>
+        <w:rPr/>
+      </w:pPr>
+      <w:r>
+        <w:rPr/>
+        <w:t>modular power supplies</w:t>
+      </w:r>
+    </w:p>
+    <w:p>
+      <w:pPr>
+        <w:pStyle w:val="Normal"/>
+        <w:widowControl/>
+        <w:suppressAutoHyphens w:val="true"/>
+        <w:bidi w:val="0"/>
+        <w:spacing w:before="0" w:after="0"/>
+        <w:ind w:hanging="0" w:start="720" w:end="0"/>
+        <w:jc w:val="start"/>
+        <w:rPr/>
+      </w:pPr>
+      <w:r>
+        <w:rPr/>
+        <w:t>detachable cables</w:t>
+      </w:r>
+    </w:p>
+    <w:p>
+      <w:pPr>
+        <w:pStyle w:val="Normal"/>
+        <w:widowControl/>
+        <w:suppressAutoHyphens w:val="true"/>
+        <w:bidi w:val="0"/>
+        <w:spacing w:before="0" w:after="0"/>
+        <w:ind w:hanging="0" w:start="1440" w:end="0"/>
+        <w:jc w:val="start"/>
+        <w:rPr/>
+      </w:pPr>
+      <w:r>
+        <w:rPr/>
+        <w:t>customize connectors/cable needs</w:t>
+      </w:r>
+    </w:p>
+    <w:p>
+      <w:pPr>
+        <w:pStyle w:val="Normal"/>
+        <w:widowControl/>
+        <w:suppressAutoHyphens w:val="true"/>
+        <w:bidi w:val="0"/>
+        <w:spacing w:before="0" w:after="0"/>
+        <w:ind w:hanging="0" w:start="720" w:end="0"/>
+        <w:jc w:val="start"/>
+        <w:rPr/>
+      </w:pPr>
+      <w:r>
+        <w:rPr/>
+      </w:r>
+    </w:p>
+    <w:p>
+      <w:pPr>
+        <w:pStyle w:val="Normal"/>
+        <w:rPr/>
+      </w:pPr>
+      <w:r>
+        <w:rPr/>
+        <w:t>redundant power supplies</w:t>
+      </w:r>
+    </w:p>
+    <w:p>
+      <w:pPr>
+        <w:pStyle w:val="Normal"/>
+        <w:widowControl/>
+        <w:suppressAutoHyphens w:val="true"/>
+        <w:bidi w:val="0"/>
+        <w:spacing w:before="0" w:after="0"/>
+        <w:ind w:hanging="0" w:start="720" w:end="0"/>
+        <w:jc w:val="start"/>
+        <w:rPr/>
+      </w:pPr>
+      <w:r>
+        <w:rPr/>
+        <w:t>in case of fail-over</w:t>
+      </w:r>
+    </w:p>
+    <w:p>
+      <w:pPr>
+        <w:pStyle w:val="Normal"/>
+        <w:rPr/>
+      </w:pPr>
+      <w:r>
+        <w:rPr/>
+        <w:t>power supply problems</w:t>
+      </w:r>
+    </w:p>
+    <w:p>
+      <w:pPr>
+        <w:pStyle w:val="Normal"/>
+        <w:widowControl/>
+        <w:suppressAutoHyphens w:val="true"/>
+        <w:bidi w:val="0"/>
+        <w:spacing w:before="0" w:after="0"/>
+        <w:ind w:hanging="0" w:start="720" w:end="0"/>
+        <w:jc w:val="start"/>
+        <w:rPr/>
+      </w:pPr>
+      <w:r>
+        <w:rPr/>
+        <w:t>device doesn’t power on</w:t>
+      </w:r>
+    </w:p>
+    <w:p>
+      <w:pPr>
+        <w:pStyle w:val="Normal"/>
+        <w:widowControl/>
+        <w:suppressAutoHyphens w:val="true"/>
+        <w:bidi w:val="0"/>
+        <w:spacing w:before="0" w:after="0"/>
+        <w:ind w:hanging="0" w:start="720" w:end="0"/>
+        <w:jc w:val="start"/>
+        <w:rPr/>
+      </w:pPr>
+      <w:r>
+        <w:rPr/>
+        <w:t>power supply fan doesn’t spin</w:t>
+      </w:r>
+    </w:p>
+    <w:p>
+      <w:pPr>
+        <w:pStyle w:val="Normal"/>
+        <w:widowControl/>
+        <w:suppressAutoHyphens w:val="true"/>
+        <w:bidi w:val="0"/>
+        <w:spacing w:before="0" w:after="0"/>
+        <w:ind w:hanging="0" w:start="720" w:end="0"/>
+        <w:jc w:val="start"/>
+        <w:rPr/>
+      </w:pPr>
+      <w:r>
+        <w:rPr/>
+        <w:t>self explanitory</w:t>
+      </w:r>
+    </w:p>
+    <w:p>
+      <w:pPr>
+        <w:pStyle w:val="Normal"/>
+        <w:rPr/>
+      </w:pPr>
+      <w:r>
+        <w:rPr/>
+        <w:t>20 pin to 24 pin motherboard adapter</w:t>
+      </w:r>
+    </w:p>
+    <w:p>
+      <w:pPr>
+        <w:pStyle w:val="Normal"/>
+        <w:widowControl/>
+        <w:suppressAutoHyphens w:val="true"/>
+        <w:bidi w:val="0"/>
+        <w:spacing w:before="0" w:after="0"/>
+        <w:ind w:hanging="0" w:start="720" w:end="0"/>
+        <w:jc w:val="start"/>
+        <w:rPr/>
+      </w:pPr>
+      <w:r>
+        <w:rPr/>
+        <w:t>20 pin legacy</w:t>
+      </w:r>
+    </w:p>
+    <w:p>
+      <w:pPr>
+        <w:pStyle w:val="Normal"/>
+        <w:widowControl/>
+        <w:tabs>
+          <w:tab w:val="clear" w:pos="709"/>
+          <w:tab w:val="left" w:pos="750" w:leader="none"/>
+        </w:tabs>
+        <w:suppressAutoHyphens w:val="true"/>
+        <w:bidi w:val="0"/>
+        <w:spacing w:before="0" w:after="0"/>
+        <w:ind w:hanging="0" w:start="1440" w:end="0"/>
+        <w:jc w:val="start"/>
+        <w:rPr/>
+      </w:pPr>
+      <w:r>
+        <w:rPr/>
+        <w:t>black – ground</w:t>
+      </w:r>
+    </w:p>
+    <w:p>
+      <w:pPr>
+        <w:pStyle w:val="Normal"/>
+        <w:widowControl/>
+        <w:tabs>
+          <w:tab w:val="clear" w:pos="709"/>
+          <w:tab w:val="left" w:pos="750" w:leader="none"/>
+        </w:tabs>
+        <w:suppressAutoHyphens w:val="true"/>
+        <w:bidi w:val="0"/>
+        <w:spacing w:before="0" w:after="0"/>
+        <w:ind w:hanging="0" w:start="1440" w:end="0"/>
+        <w:jc w:val="start"/>
+        <w:rPr/>
+      </w:pPr>
+      <w:r>
+        <w:rPr/>
+        <w:t>yellow -- +12V</w:t>
+      </w:r>
+    </w:p>
+    <w:p>
+      <w:pPr>
+        <w:pStyle w:val="Normal"/>
+        <w:widowControl/>
+        <w:tabs>
+          <w:tab w:val="clear" w:pos="709"/>
+          <w:tab w:val="left" w:pos="750" w:leader="none"/>
+        </w:tabs>
+        <w:suppressAutoHyphens w:val="true"/>
+        <w:bidi w:val="0"/>
+        <w:spacing w:before="0" w:after="0"/>
+        <w:ind w:hanging="0" w:start="1440" w:end="0"/>
+        <w:jc w:val="start"/>
+        <w:rPr/>
+      </w:pPr>
+      <w:r>
+        <w:rPr/>
+        <w:t>red -- +5V</w:t>
+      </w:r>
+    </w:p>
+    <w:p>
+      <w:pPr>
+        <w:pStyle w:val="Normal"/>
+        <w:widowControl/>
+        <w:tabs>
+          <w:tab w:val="clear" w:pos="709"/>
+          <w:tab w:val="left" w:pos="750" w:leader="none"/>
+        </w:tabs>
+        <w:suppressAutoHyphens w:val="true"/>
+        <w:bidi w:val="0"/>
+        <w:spacing w:before="0" w:after="0"/>
+        <w:ind w:hanging="0" w:start="1440" w:end="0"/>
+        <w:jc w:val="start"/>
+        <w:rPr/>
+      </w:pPr>
+      <w:r>
+        <w:rPr/>
+        <w:t>orange -- +3.3V</w:t>
+      </w:r>
+    </w:p>
+    <w:p>
+      <w:pPr>
+        <w:pStyle w:val="Normal"/>
+        <w:widowControl/>
+        <w:suppressAutoHyphens w:val="true"/>
+        <w:bidi w:val="0"/>
+        <w:spacing w:before="0" w:after="0"/>
+        <w:ind w:hanging="0" w:start="720" w:end="0"/>
+        <w:jc w:val="start"/>
+        <w:rPr/>
+      </w:pPr>
+      <w:r>
+        <w:rPr/>
+      </w:r>
+    </w:p>
+    <w:p>
+      <w:pPr>
+        <w:pStyle w:val="Normal"/>
+        <w:rPr/>
+      </w:pPr>
+      <w:r>
+        <w:rPr/>
+        <w:t>fan cooling system</w:t>
+      </w:r>
+    </w:p>
+    <w:p>
+      <w:pPr>
+        <w:pStyle w:val="Normal"/>
+        <w:widowControl/>
+        <w:suppressAutoHyphens w:val="true"/>
+        <w:bidi w:val="0"/>
+        <w:spacing w:before="0" w:after="0"/>
+        <w:ind w:hanging="0" w:start="720" w:end="0"/>
+        <w:jc w:val="start"/>
+        <w:rPr/>
+      </w:pPr>
+      <w:r>
+        <w:rPr/>
+        <w:t>components work together to cool system</w:t>
+      </w:r>
+    </w:p>
+    <w:p>
+      <w:pPr>
+        <w:pStyle w:val="Normal"/>
+        <w:widowControl/>
+        <w:suppressAutoHyphens w:val="true"/>
+        <w:bidi w:val="0"/>
+        <w:spacing w:before="0" w:after="0"/>
+        <w:ind w:hanging="0" w:start="720" w:end="0"/>
+        <w:jc w:val="start"/>
+        <w:rPr/>
+      </w:pPr>
+      <w:r>
+        <w:rPr/>
+        <w:t>excess heat can cause damage to components</w:t>
+      </w:r>
+    </w:p>
+    <w:p>
+      <w:pPr>
+        <w:pStyle w:val="Normal"/>
+        <w:widowControl/>
+        <w:suppressAutoHyphens w:val="true"/>
+        <w:bidi w:val="0"/>
+        <w:spacing w:before="0" w:after="0"/>
+        <w:ind w:hanging="0" w:start="720" w:end="0"/>
+        <w:jc w:val="start"/>
+        <w:rPr/>
+      </w:pPr>
+      <w:r>
+        <w:rPr/>
+        <w:t>consider airflow pathways</w:t>
+      </w:r>
+    </w:p>
+    <w:p>
+      <w:pPr>
+        <w:pStyle w:val="Normal"/>
+        <w:rPr/>
+      </w:pPr>
+      <w:r>
+        <w:rPr/>
+        <w:t>heat sinks and thermal paste</w:t>
+      </w:r>
+    </w:p>
+    <w:p>
+      <w:pPr>
+        <w:pStyle w:val="Normal"/>
+        <w:widowControl/>
+        <w:suppressAutoHyphens w:val="true"/>
+        <w:bidi w:val="0"/>
+        <w:spacing w:before="0" w:after="0"/>
+        <w:ind w:hanging="0" w:start="720" w:end="0"/>
+        <w:jc w:val="start"/>
+        <w:rPr/>
+      </w:pPr>
+      <w:r>
+        <w:rPr/>
+        <w:t>passive cooling</w:t>
+      </w:r>
+    </w:p>
+    <w:p>
+      <w:pPr>
+        <w:pStyle w:val="Normal"/>
+        <w:widowControl/>
+        <w:suppressAutoHyphens w:val="true"/>
+        <w:bidi w:val="0"/>
+        <w:spacing w:before="0" w:after="0"/>
+        <w:ind w:hanging="0" w:start="720" w:end="0"/>
+        <w:jc w:val="start"/>
+        <w:rPr/>
+      </w:pPr>
+      <w:r>
+        <w:rPr/>
+        <w:t>transfer heat better due to surface area</w:t>
+      </w:r>
+    </w:p>
+    <w:p>
+      <w:pPr>
+        <w:pStyle w:val="Normal"/>
+        <w:widowControl/>
+        <w:suppressAutoHyphens w:val="true"/>
+        <w:bidi w:val="0"/>
+        <w:spacing w:before="0" w:after="0"/>
+        <w:ind w:hanging="0" w:start="720" w:end="0"/>
+        <w:jc w:val="start"/>
+        <w:rPr/>
+      </w:pPr>
+      <w:r>
+        <w:rPr/>
+        <w:t>bridges microscopic gaps between metal CPU and heat sink block</w:t>
+      </w:r>
+    </w:p>
+    <w:p>
+      <w:pPr>
+        <w:pStyle w:val="Normal"/>
+        <w:rPr/>
+      </w:pPr>
+      <w:r>
+        <w:rPr/>
+      </w:r>
+    </w:p>
+    <w:p>
+      <w:pPr>
+        <w:pStyle w:val="Normal"/>
+        <w:rPr/>
+      </w:pPr>
+      <w:r>
+        <w:rPr/>
+      </w:r>
+    </w:p>
+    <w:p>
+      <w:pPr>
+        <w:pStyle w:val="Normal"/>
+        <w:rPr/>
+      </w:pPr>
+      <w:r>
+        <w:rPr/>
+        <w:t>Storage Devices</w:t>
+      </w:r>
+    </w:p>
+    <w:p>
+      <w:pPr>
+        <w:pStyle w:val="Normal"/>
+        <w:rPr/>
+      </w:pPr>
+      <w:r>
+        <w:rPr/>
+        <w:t>mass storage devices</w:t>
+      </w:r>
+    </w:p>
+    <w:p>
+      <w:pPr>
+        <w:pStyle w:val="Normal"/>
+        <w:widowControl/>
+        <w:suppressAutoHyphens w:val="true"/>
+        <w:bidi w:val="0"/>
+        <w:spacing w:before="0" w:after="0"/>
+        <w:ind w:hanging="0" w:start="0" w:end="0"/>
+        <w:jc w:val="start"/>
+        <w:rPr/>
+      </w:pPr>
+      <w:r>
+        <w:rPr/>
+        <w:t>solid state drives</w:t>
+      </w:r>
+    </w:p>
+    <w:p>
+      <w:pPr>
+        <w:pStyle w:val="Normal"/>
+        <w:widowControl/>
+        <w:suppressAutoHyphens w:val="true"/>
+        <w:bidi w:val="0"/>
+        <w:spacing w:before="0" w:after="0"/>
+        <w:ind w:hanging="0" w:start="720" w:end="0"/>
+        <w:jc w:val="start"/>
+        <w:rPr/>
+      </w:pPr>
+      <w:r>
+        <w:rPr/>
+        <w:t>no moving components</w:t>
+      </w:r>
+    </w:p>
+    <w:p>
+      <w:pPr>
+        <w:pStyle w:val="Normal"/>
+        <w:widowControl/>
+        <w:suppressAutoHyphens w:val="true"/>
+        <w:bidi w:val="0"/>
+        <w:spacing w:before="0" w:after="0"/>
+        <w:ind w:hanging="0" w:start="720" w:end="0"/>
+        <w:jc w:val="start"/>
+        <w:rPr/>
+      </w:pPr>
+      <w:r>
+        <w:rPr/>
+        <w:t>non-magnetic</w:t>
+      </w:r>
+    </w:p>
+    <w:p>
+      <w:pPr>
+        <w:pStyle w:val="Normal"/>
+        <w:widowControl/>
+        <w:suppressAutoHyphens w:val="true"/>
+        <w:bidi w:val="0"/>
+        <w:spacing w:before="0" w:after="0"/>
+        <w:ind w:hanging="0" w:start="720" w:end="0"/>
+        <w:jc w:val="start"/>
+        <w:rPr/>
+      </w:pPr>
+      <w:r>
+        <w:rPr/>
+        <w:t>high performance</w:t>
+      </w:r>
+    </w:p>
+    <w:p>
+      <w:pPr>
+        <w:pStyle w:val="Normal"/>
+        <w:widowControl/>
+        <w:suppressAutoHyphens w:val="true"/>
+        <w:bidi w:val="0"/>
+        <w:spacing w:before="0" w:after="0"/>
+        <w:ind w:hanging="0" w:start="1440" w:end="0"/>
+        <w:jc w:val="start"/>
+        <w:rPr/>
+      </w:pPr>
+      <w:r>
+        <w:rPr/>
+        <w:t>read/write speeds</w:t>
+      </w:r>
+    </w:p>
+    <w:p>
+      <w:pPr>
+        <w:pStyle w:val="Normal"/>
+        <w:widowControl/>
+        <w:suppressAutoHyphens w:val="true"/>
+        <w:bidi w:val="0"/>
+        <w:spacing w:before="0" w:after="0"/>
+        <w:ind w:hanging="0" w:start="720" w:end="0"/>
+        <w:jc w:val="start"/>
+        <w:rPr/>
+      </w:pPr>
+      <w:r>
+        <w:rPr/>
+        <w:t>higher cost</w:t>
+      </w:r>
+    </w:p>
+    <w:p>
+      <w:pPr>
+        <w:pStyle w:val="Normal"/>
+        <w:widowControl/>
+        <w:suppressAutoHyphens w:val="true"/>
+        <w:bidi w:val="0"/>
+        <w:spacing w:before="0" w:after="0"/>
+        <w:ind w:hanging="0" w:start="720" w:end="0"/>
+        <w:jc w:val="start"/>
+        <w:rPr/>
+      </w:pPr>
+      <w:r>
+        <w:rPr/>
+        <w:t>connector methods</w:t>
+      </w:r>
+    </w:p>
+    <w:p>
+      <w:pPr>
+        <w:pStyle w:val="Normal"/>
+        <w:widowControl/>
+        <w:suppressAutoHyphens w:val="true"/>
+        <w:bidi w:val="0"/>
+        <w:spacing w:before="0" w:after="0"/>
+        <w:ind w:hanging="0" w:start="1440" w:end="0"/>
+        <w:jc w:val="start"/>
+        <w:rPr/>
+      </w:pPr>
+      <w:r>
+        <w:rPr/>
+        <w:t>SATA</w:t>
+      </w:r>
+    </w:p>
+    <w:p>
+      <w:pPr>
+        <w:pStyle w:val="Normal"/>
+        <w:widowControl/>
+        <w:suppressAutoHyphens w:val="true"/>
+        <w:bidi w:val="0"/>
+        <w:spacing w:before="0" w:after="0"/>
+        <w:ind w:hanging="0" w:start="1440" w:end="0"/>
+        <w:jc w:val="start"/>
+        <w:rPr/>
+      </w:pPr>
+      <w:r>
+        <w:rPr/>
+        <w:t>PCIe – m.2, nvmhci, or nvme</w:t>
+      </w:r>
+    </w:p>
+    <w:p>
+      <w:pPr>
+        <w:pStyle w:val="Normal"/>
+        <w:widowControl/>
+        <w:suppressAutoHyphens w:val="true"/>
+        <w:bidi w:val="0"/>
+        <w:spacing w:before="0" w:after="0"/>
+        <w:ind w:hanging="0" w:start="1440" w:end="0"/>
+        <w:jc w:val="start"/>
+        <w:rPr/>
+      </w:pPr>
+      <w:r>
+        <w:rPr/>
+        <w:t>SAS</w:t>
+      </w:r>
+    </w:p>
+    <w:p>
+      <w:pPr>
+        <w:pStyle w:val="Normal"/>
+        <w:widowControl/>
+        <w:suppressAutoHyphens w:val="true"/>
+        <w:bidi w:val="0"/>
+        <w:spacing w:before="0" w:after="0"/>
+        <w:ind w:hanging="0" w:start="720" w:end="0"/>
+        <w:jc w:val="start"/>
+        <w:rPr/>
+      </w:pPr>
+      <w:r>
+        <w:rPr/>
+      </w:r>
+    </w:p>
+    <w:p>
+      <w:pPr>
+        <w:pStyle w:val="Normal"/>
+        <w:widowControl/>
+        <w:suppressAutoHyphens w:val="true"/>
+        <w:bidi w:val="0"/>
+        <w:spacing w:before="0" w:after="0"/>
+        <w:ind w:hanging="0" w:start="0" w:end="0"/>
+        <w:jc w:val="start"/>
+        <w:rPr/>
+      </w:pPr>
+      <w:r>
+        <w:rPr/>
+        <w:t>hard disk drives</w:t>
+      </w:r>
+    </w:p>
+    <w:p>
+      <w:pPr>
+        <w:pStyle w:val="Normal"/>
+        <w:widowControl/>
+        <w:suppressAutoHyphens w:val="true"/>
+        <w:bidi w:val="0"/>
+        <w:spacing w:before="0" w:after="0"/>
+        <w:ind w:hanging="0" w:start="720" w:end="0"/>
+        <w:jc w:val="start"/>
+        <w:rPr/>
+      </w:pPr>
+      <w:r>
+        <w:rPr/>
+        <w:t>magnetic operation</w:t>
+      </w:r>
+    </w:p>
+    <w:p>
+      <w:pPr>
+        <w:pStyle w:val="Normal"/>
+        <w:widowControl/>
+        <w:suppressAutoHyphens w:val="true"/>
+        <w:bidi w:val="0"/>
+        <w:spacing w:before="0" w:after="0"/>
+        <w:ind w:hanging="0" w:start="720" w:end="0"/>
+        <w:jc w:val="start"/>
+        <w:rPr/>
+      </w:pPr>
+      <w:r>
+        <w:rPr/>
+        <w:t>lower cost</w:t>
+      </w:r>
+    </w:p>
+    <w:p>
+      <w:pPr>
+        <w:pStyle w:val="Normal"/>
+        <w:widowControl/>
+        <w:suppressAutoHyphens w:val="true"/>
+        <w:bidi w:val="0"/>
+        <w:spacing w:before="0" w:after="0"/>
+        <w:ind w:hanging="0" w:start="720" w:end="0"/>
+        <w:jc w:val="start"/>
+        <w:rPr/>
+      </w:pPr>
+      <w:r>
+        <w:rPr/>
+        <w:t>rotation speed</w:t>
+      </w:r>
+    </w:p>
+    <w:p>
+      <w:pPr>
+        <w:pStyle w:val="Normal"/>
+        <w:widowControl/>
+        <w:suppressAutoHyphens w:val="true"/>
+        <w:bidi w:val="0"/>
+        <w:spacing w:before="0" w:after="0"/>
+        <w:ind w:hanging="0" w:start="1440" w:end="0"/>
+        <w:jc w:val="start"/>
+        <w:rPr/>
+      </w:pPr>
+      <w:r>
+        <w:rPr/>
+        <w:t>10k or 15k RPM</w:t>
+      </w:r>
+    </w:p>
+    <w:p>
+      <w:pPr>
+        <w:pStyle w:val="Normal"/>
+        <w:widowControl/>
+        <w:suppressAutoHyphens w:val="true"/>
+        <w:bidi w:val="0"/>
+        <w:spacing w:before="0" w:after="0"/>
+        <w:ind w:hanging="0" w:start="1440" w:end="0"/>
+        <w:jc w:val="start"/>
+        <w:rPr/>
+      </w:pPr>
+      <w:r>
+        <w:rPr/>
+        <w:t>5400 or 7200 RPM</w:t>
+      </w:r>
+    </w:p>
+    <w:p>
+      <w:pPr>
+        <w:pStyle w:val="Normal"/>
+        <w:widowControl/>
+        <w:suppressAutoHyphens w:val="true"/>
+        <w:bidi w:val="0"/>
+        <w:spacing w:before="0" w:after="0"/>
+        <w:ind w:hanging="0" w:start="720" w:end="0"/>
+        <w:jc w:val="start"/>
+        <w:rPr/>
+      </w:pPr>
+      <w:r>
+        <w:rPr/>
+        <w:t>SATA or SAS interface</w:t>
+      </w:r>
+    </w:p>
+    <w:p>
+      <w:pPr>
+        <w:pStyle w:val="Normal"/>
+        <w:widowControl/>
+        <w:suppressAutoHyphens w:val="true"/>
+        <w:bidi w:val="0"/>
+        <w:spacing w:before="0" w:after="0"/>
+        <w:ind w:hanging="0" w:start="720" w:end="0"/>
+        <w:jc w:val="start"/>
+        <w:rPr/>
+      </w:pPr>
+      <w:r>
+        <w:rPr/>
+        <w:t>3.5” or 2.5”</w:t>
+      </w:r>
+    </w:p>
+    <w:p>
+      <w:pPr>
+        <w:pStyle w:val="Normal"/>
+        <w:widowControl/>
+        <w:suppressAutoHyphens w:val="true"/>
+        <w:bidi w:val="0"/>
+        <w:spacing w:before="0" w:after="0"/>
+        <w:ind w:hanging="0" w:start="0" w:end="0"/>
+        <w:jc w:val="start"/>
+        <w:rPr/>
+      </w:pPr>
+      <w:r>
+        <w:rPr/>
+      </w:r>
+    </w:p>
+    <w:p>
+      <w:pPr>
+        <w:pStyle w:val="Normal"/>
+        <w:rPr/>
+      </w:pPr>
+      <w:r>
+        <w:rPr/>
+        <w:t>RAID (Redundant Array of Independent Disks)</w:t>
+      </w:r>
+    </w:p>
+    <w:p>
+      <w:pPr>
+        <w:pStyle w:val="Normal"/>
+        <w:widowControl/>
+        <w:suppressAutoHyphens w:val="true"/>
+        <w:bidi w:val="0"/>
+        <w:spacing w:before="0" w:after="0"/>
+        <w:ind w:hanging="0" w:start="720" w:end="0"/>
+        <w:jc w:val="start"/>
+        <w:rPr/>
+      </w:pPr>
+      <w:r>
+        <w:rPr/>
+        <w:t>used for redundancy and capacity</w:t>
+      </w:r>
+    </w:p>
+    <w:p>
+      <w:pPr>
+        <w:pStyle w:val="Normal"/>
+        <w:widowControl/>
+        <w:suppressAutoHyphens w:val="true"/>
+        <w:bidi w:val="0"/>
+        <w:spacing w:before="0" w:after="0"/>
+        <w:ind w:hanging="0" w:start="720" w:end="0"/>
+        <w:jc w:val="start"/>
+        <w:rPr/>
+      </w:pPr>
+      <w:r>
+        <w:rPr/>
+        <w:t>RAID 0 and RAID 1</w:t>
+      </w:r>
+    </w:p>
+    <w:p>
+      <w:pPr>
+        <w:pStyle w:val="Normal"/>
+        <w:widowControl/>
+        <w:suppressAutoHyphens w:val="true"/>
+        <w:bidi w:val="0"/>
+        <w:spacing w:before="0" w:after="0"/>
+        <w:ind w:hanging="0" w:start="1440" w:end="0"/>
+        <w:jc w:val="start"/>
+        <w:rPr/>
+      </w:pPr>
+      <w:r>
+        <w:rPr/>
+        <w:t>RAID 1 was first – more redundancy</w:t>
+      </w:r>
+    </w:p>
+    <w:p>
+      <w:pPr>
+        <w:pStyle w:val="Normal"/>
+        <w:widowControl/>
+        <w:suppressAutoHyphens w:val="true"/>
+        <w:bidi w:val="0"/>
+        <w:spacing w:before="0" w:after="0"/>
+        <w:ind w:hanging="0" w:start="1440" w:end="0"/>
+        <w:jc w:val="start"/>
+        <w:rPr/>
+      </w:pPr>
+      <w:r>
+        <w:rPr/>
+        <w:t>RAID 0 – striping without parity – more data</w:t>
+      </w:r>
+    </w:p>
+    <w:p>
+      <w:pPr>
+        <w:pStyle w:val="Normal"/>
+        <w:widowControl/>
+        <w:suppressAutoHyphens w:val="true"/>
+        <w:bidi w:val="0"/>
+        <w:spacing w:before="0" w:after="0"/>
+        <w:ind w:hanging="0" w:start="1440" w:end="0"/>
+        <w:jc w:val="start"/>
+        <w:rPr/>
+      </w:pPr>
+      <w:r>
+        <w:rPr/>
+        <w:t>minimum of 2 drives</w:t>
+      </w:r>
+    </w:p>
+    <w:p>
+      <w:pPr>
+        <w:pStyle w:val="Normal"/>
+        <w:widowControl/>
+        <w:suppressAutoHyphens w:val="true"/>
+        <w:bidi w:val="0"/>
+        <w:spacing w:before="0" w:after="0"/>
+        <w:ind w:hanging="0" w:start="720" w:end="0"/>
+        <w:jc w:val="start"/>
+        <w:rPr/>
+      </w:pPr>
+      <w:r>
+        <w:rPr/>
+        <w:t>RAID 5 and RAID 10</w:t>
+      </w:r>
+    </w:p>
+    <w:p>
+      <w:pPr>
+        <w:pStyle w:val="Normal"/>
+        <w:widowControl/>
+        <w:suppressAutoHyphens w:val="true"/>
+        <w:bidi w:val="0"/>
+        <w:spacing w:before="0" w:after="0"/>
+        <w:ind w:hanging="0" w:start="1440" w:end="0"/>
+        <w:jc w:val="start"/>
+        <w:rPr/>
+      </w:pPr>
+      <w:r>
+        <w:rPr/>
+        <w:t>minimum of 3 drives</w:t>
+      </w:r>
+    </w:p>
+    <w:p>
+      <w:pPr>
+        <w:pStyle w:val="Normal"/>
+        <w:widowControl/>
+        <w:suppressAutoHyphens w:val="true"/>
+        <w:bidi w:val="0"/>
+        <w:spacing w:before="0" w:after="0"/>
+        <w:ind w:hanging="0" w:start="720" w:end="0"/>
+        <w:jc w:val="start"/>
+        <w:rPr/>
+      </w:pPr>
+      <w:r>
+        <w:rPr/>
+        <w:t>RAID 6 (striping with double parity)</w:t>
+      </w:r>
+    </w:p>
+    <w:p>
+      <w:pPr>
+        <w:pStyle w:val="Normal"/>
+        <w:rPr/>
+      </w:pPr>
+      <w:r>
+        <w:rPr/>
+        <w:t>memory cards</w:t>
+      </w:r>
+    </w:p>
+    <w:p>
+      <w:pPr>
+        <w:pStyle w:val="Normal"/>
+        <w:widowControl/>
+        <w:suppressAutoHyphens w:val="true"/>
+        <w:bidi w:val="0"/>
+        <w:spacing w:before="0" w:after="0"/>
+        <w:ind w:hanging="0" w:start="720" w:end="0"/>
+        <w:jc w:val="start"/>
+        <w:rPr/>
+      </w:pPr>
+      <w:r>
+        <w:rPr/>
+        <w:t>smartmedia/xd</w:t>
+      </w:r>
+    </w:p>
+    <w:p>
+      <w:pPr>
+        <w:pStyle w:val="Normal"/>
+        <w:widowControl/>
+        <w:suppressAutoHyphens w:val="true"/>
+        <w:bidi w:val="0"/>
+        <w:spacing w:before="0" w:after="0"/>
+        <w:ind w:hanging="0" w:start="720" w:end="0"/>
+        <w:jc w:val="start"/>
+        <w:rPr/>
+      </w:pPr>
+      <w:r>
+        <w:rPr/>
+        <w:t>compactflash I/II</w:t>
+      </w:r>
+    </w:p>
+    <w:p>
+      <w:pPr>
+        <w:pStyle w:val="Normal"/>
+        <w:widowControl/>
+        <w:suppressAutoHyphens w:val="true"/>
+        <w:bidi w:val="0"/>
+        <w:spacing w:before="0" w:after="0"/>
+        <w:ind w:hanging="0" w:start="720" w:end="0"/>
+        <w:jc w:val="start"/>
+        <w:rPr/>
+      </w:pPr>
+      <w:r>
+        <w:rPr/>
+        <w:t>MMC/SD</w:t>
+      </w:r>
+    </w:p>
+    <w:p>
+      <w:pPr>
+        <w:pStyle w:val="Normal"/>
+        <w:widowControl/>
+        <w:suppressAutoHyphens w:val="true"/>
+        <w:bidi w:val="0"/>
+        <w:spacing w:before="0" w:after="0"/>
+        <w:ind w:hanging="0" w:start="720" w:end="0"/>
+        <w:jc w:val="start"/>
+        <w:rPr/>
+      </w:pPr>
+      <w:r>
+        <w:rPr/>
+        <w:t>MS/MS PRO</w:t>
+      </w:r>
+    </w:p>
+    <w:p>
+      <w:pPr>
+        <w:pStyle w:val="Normal"/>
+        <w:widowControl/>
+        <w:suppressAutoHyphens w:val="true"/>
+        <w:bidi w:val="0"/>
+        <w:spacing w:before="0" w:after="0"/>
+        <w:ind w:hanging="0" w:start="720" w:end="0"/>
+        <w:jc w:val="start"/>
+        <w:rPr/>
+      </w:pPr>
+      <w:r>
+        <w:rPr/>
+        <w:t>USB 2.0</w:t>
+      </w:r>
+    </w:p>
+    <w:p>
+      <w:pPr>
+        <w:pStyle w:val="Normal"/>
+        <w:rPr/>
+      </w:pPr>
+      <w:r>
+        <w:rPr/>
+        <w:t>optical drives</w:t>
+      </w:r>
+    </w:p>
+    <w:p>
+      <w:pPr>
+        <w:pStyle w:val="Normal"/>
+        <w:widowControl/>
+        <w:suppressAutoHyphens w:val="true"/>
+        <w:bidi w:val="0"/>
+        <w:spacing w:before="0" w:after="0"/>
+        <w:ind w:hanging="0" w:start="720" w:end="0"/>
+        <w:jc w:val="start"/>
+        <w:rPr/>
+      </w:pPr>
+      <w:r>
+        <w:rPr/>
+        <w:t>CDs, DVDs, Blu-Ray</w:t>
+      </w:r>
+    </w:p>
+    <w:p>
+      <w:pPr>
+        <w:pStyle w:val="Normal"/>
+        <w:rPr/>
+      </w:pPr>
+      <w:r>
+        <w:rPr/>
+        <w:t>RAM types</w:t>
+      </w:r>
+    </w:p>
+    <w:p>
+      <w:pPr>
+        <w:pStyle w:val="Normal"/>
+        <w:widowControl/>
+        <w:suppressAutoHyphens w:val="true"/>
+        <w:bidi w:val="0"/>
+        <w:spacing w:before="0" w:after="0"/>
+        <w:ind w:hanging="0" w:start="720" w:end="0"/>
+        <w:jc w:val="start"/>
+        <w:rPr/>
+      </w:pPr>
+      <w:r>
+        <w:rPr/>
+        <w:t>DRAM</w:t>
+      </w:r>
+    </w:p>
+    <w:p>
+      <w:pPr>
+        <w:pStyle w:val="Normal"/>
+        <w:widowControl/>
+        <w:suppressAutoHyphens w:val="true"/>
+        <w:bidi w:val="0"/>
+        <w:spacing w:before="0" w:after="0"/>
+        <w:ind w:hanging="0" w:start="720" w:end="0"/>
+        <w:jc w:val="start"/>
+        <w:rPr/>
+      </w:pPr>
+      <w:r>
+        <w:rPr/>
+        <w:t>SDRAM</w:t>
+      </w:r>
+    </w:p>
+    <w:p>
+      <w:pPr>
+        <w:pStyle w:val="Normal"/>
+        <w:widowControl/>
+        <w:suppressAutoHyphens w:val="true"/>
+        <w:bidi w:val="0"/>
+        <w:spacing w:before="0" w:after="0"/>
+        <w:ind w:hanging="0" w:start="720" w:end="0"/>
+        <w:jc w:val="start"/>
+        <w:rPr/>
+      </w:pPr>
+      <w:r>
+        <w:rPr/>
+        <w:t>DDR SDRAM (Double Data Rate Synchronous Dynamic Random Access Memory)</w:t>
+      </w:r>
+    </w:p>
+    <w:p>
+      <w:pPr>
+        <w:pStyle w:val="Normal"/>
+        <w:widowControl/>
+        <w:suppressAutoHyphens w:val="true"/>
+        <w:bidi w:val="0"/>
+        <w:spacing w:before="0" w:after="0"/>
+        <w:ind w:hanging="0" w:start="720" w:end="0"/>
+        <w:jc w:val="start"/>
+        <w:rPr/>
+      </w:pPr>
+      <w:r>
+        <w:rPr/>
+        <w:t>CAS Latency</w:t>
+      </w:r>
+    </w:p>
+    <w:p>
+      <w:pPr>
+        <w:pStyle w:val="Normal"/>
+        <w:rPr/>
+      </w:pPr>
+      <w:r>
+        <w:rPr/>
+        <w:t>multi-channel system memory</w:t>
+      </w:r>
+    </w:p>
+    <w:p>
+      <w:pPr>
+        <w:pStyle w:val="Normal"/>
+        <w:widowControl/>
+        <w:suppressAutoHyphens w:val="true"/>
+        <w:bidi w:val="0"/>
+        <w:spacing w:before="0" w:after="0"/>
+        <w:ind w:hanging="0" w:start="720" w:end="0"/>
+        <w:jc w:val="start"/>
+        <w:rPr/>
+      </w:pPr>
+      <w:r>
+        <w:rPr/>
+        <w:t>single-channel</w:t>
+      </w:r>
+    </w:p>
+    <w:p>
+      <w:pPr>
+        <w:pStyle w:val="Normal"/>
+        <w:widowControl/>
+        <w:suppressAutoHyphens w:val="true"/>
+        <w:bidi w:val="0"/>
+        <w:spacing w:before="0" w:after="0"/>
+        <w:ind w:hanging="0" w:start="720" w:end="0"/>
+        <w:jc w:val="start"/>
+        <w:rPr/>
+      </w:pPr>
+      <w:r>
+        <w:rPr/>
+        <w:t>dual-channel</w:t>
+      </w:r>
+    </w:p>
+    <w:p>
+      <w:pPr>
+        <w:pStyle w:val="Normal"/>
+        <w:widowControl/>
+        <w:suppressAutoHyphens w:val="true"/>
+        <w:bidi w:val="0"/>
+        <w:spacing w:before="0" w:after="0"/>
+        <w:ind w:hanging="0" w:start="720" w:end="0"/>
+        <w:jc w:val="start"/>
+        <w:rPr/>
+      </w:pPr>
+      <w:r>
+        <w:rPr/>
+        <w:t>mismatched module</w:t>
+      </w:r>
+    </w:p>
+    <w:p>
+      <w:pPr>
+        <w:pStyle w:val="Normal"/>
+        <w:widowControl/>
+        <w:suppressAutoHyphens w:val="true"/>
+        <w:bidi w:val="0"/>
+        <w:spacing w:before="0" w:after="0"/>
+        <w:ind w:hanging="0" w:start="720" w:end="0"/>
+        <w:jc w:val="start"/>
+        <w:rPr/>
+      </w:pPr>
+      <w:r>
+        <w:rPr/>
+        <w:t>triple/quadruple-channel</w:t>
+      </w:r>
+    </w:p>
+    <w:p>
+      <w:pPr>
+        <w:pStyle w:val="Normal"/>
+        <w:rPr/>
+      </w:pPr>
+      <w:r>
+        <w:rPr/>
+        <w:t>ECC Ram</w:t>
+      </w:r>
+    </w:p>
+    <w:p>
+      <w:pPr>
+        <w:pStyle w:val="Normal"/>
+        <w:widowControl/>
+        <w:suppressAutoHyphens w:val="true"/>
+        <w:bidi w:val="0"/>
+        <w:spacing w:before="0" w:after="0"/>
+        <w:ind w:hanging="0" w:start="720" w:end="0"/>
+        <w:jc w:val="start"/>
+        <w:rPr/>
+      </w:pPr>
+      <w:r>
+        <w:rPr/>
+        <w:t>Error Correcting Code</w:t>
+      </w:r>
+    </w:p>
+    <w:p>
+      <w:pPr>
+        <w:pStyle w:val="Normal"/>
+        <w:rPr/>
+      </w:pPr>
+      <w:r>
+        <w:rPr/>
+        <w:t>CPU features</w:t>
+      </w:r>
+    </w:p>
+    <w:p>
+      <w:pPr>
+        <w:pStyle w:val="Normal"/>
+        <w:widowControl/>
+        <w:suppressAutoHyphens w:val="true"/>
+        <w:bidi w:val="0"/>
+        <w:spacing w:before="0" w:after="0"/>
+        <w:ind w:hanging="0" w:start="720" w:end="0"/>
+        <w:jc w:val="start"/>
+        <w:rPr/>
+      </w:pPr>
+      <w:r>
+        <w:rPr/>
+        <w:t>multithreading</w:t>
+      </w:r>
+    </w:p>
+    <w:p>
+      <w:pPr>
+        <w:pStyle w:val="Normal"/>
+        <w:widowControl/>
+        <w:suppressAutoHyphens w:val="true"/>
+        <w:bidi w:val="0"/>
+        <w:spacing w:before="0" w:after="0"/>
+        <w:ind w:hanging="0" w:start="720" w:end="0"/>
+        <w:jc w:val="start"/>
+        <w:rPr/>
+      </w:pPr>
+      <w:r>
+        <w:rPr/>
+        <w:t>symmetric multiprocessing</w:t>
+      </w:r>
+    </w:p>
+    <w:p>
+      <w:pPr>
+        <w:pStyle w:val="Normal"/>
+        <w:widowControl/>
+        <w:suppressAutoHyphens w:val="true"/>
+        <w:bidi w:val="0"/>
+        <w:spacing w:before="0" w:after="0"/>
+        <w:ind w:hanging="0" w:start="720" w:end="0"/>
+        <w:jc w:val="start"/>
+        <w:rPr/>
+      </w:pPr>
+      <w:r>
+        <w:rPr/>
+        <w:t>multicore CPUs</w:t>
+      </w:r>
+    </w:p>
+    <w:p>
+      <w:pPr>
+        <w:pStyle w:val="Normal"/>
+        <w:widowControl/>
+        <w:suppressAutoHyphens w:val="true"/>
+        <w:bidi w:val="0"/>
+        <w:spacing w:before="0" w:after="0"/>
+        <w:ind w:hanging="0" w:start="720" w:end="0"/>
+        <w:jc w:val="start"/>
+        <w:rPr/>
+      </w:pPr>
+      <w:r>
+        <w:rPr/>
+        <w:t>virtualization</w:t>
+      </w:r>
+    </w:p>
+    <w:p>
+      <w:pPr>
+        <w:pStyle w:val="Normal"/>
+        <w:rPr/>
+      </w:pPr>
+      <w:r>
+        <w:rPr/>
+      </w:r>
+    </w:p>
     <w:sectPr>
+      <w:type w:val="nextPage"/>
       <w:pgSz w:w="11906" w:h="16838"/>
-      <w:pgMar w:top="1134" w:right="1134" w:bottom="1134" w:left="1134" w:header="0" w:footer="0" w:gutter="0"/>
-      <w:cols w:space="720"/>
-      <w:formProt w:val="0"/>
-      <w:docGrid w:linePitch="100"/>
+      <w:pgMar w:left="1134" w:right="1134" w:gutter="0" w:header="0" w:top="1134" w:footer="0" w:bottom="1134"/>
+      <w:pgNumType w:fmt="decimal"/>
+      <w:formProt w:val="false"/>
+      <w:textDirection w:val="lrTb"/>
+      <w:docGrid w:type="default" w:linePitch="100" w:charSpace="0"/>
     </w:sectPr>
   </w:body>
 </w:document>
 </file>
 
 <file path=word/styles.xml><?xml version="1.0" encoding="utf-8"?>
-<w:styles xmlns:mc="http://schemas.openxmlformats.org/markup-compatibility/2006" xmlns:r="http://schemas.openxmlformats.org/officeDocument/2006/relationships" xmlns:w="http://schemas.openxmlformats.org/wordprocessingml/2006/main" xmlns:w14="http://schemas.microsoft.com/office/word/2010/wordml" xmlns:w15="http://schemas.microsoft.com/office/word/2012/wordml" xmlns:w16cex="http://schemas.microsoft.com/office/word/2018/wordml/cex" xmlns:w16cid="http://schemas.microsoft.com/office/word/2016/wordml/cid" xmlns:w16="http://schemas.microsoft.com/office/word/2018/wordml" xmlns:w16du="http://schemas.microsoft.com/office/word/2023/wordml/word16du" xmlns:w16sdtdh="http://schemas.microsoft.com/office/word/2020/wordml/sdtdatahash" xmlns:w16sdtfl="http://schemas.microsoft.com/office/word/2024/wordml/sdtformatlock" xmlns:w16se="http://schemas.microsoft.com/office/word/2015/wordml/symex" mc:Ignorable="w14 w15 w16se w16cid w16 w16cex w16sdtdh w16sdtfl w16du">
+<w:styles xmlns:w="http://schemas.openxmlformats.org/wordprocessingml/2006/main" xmlns:w14="http://schemas.microsoft.com/office/word/2010/wordml" xmlns:mc="http://schemas.openxmlformats.org/markup-compatibility/2006" mc:Ignorable="w14">
   <w:docDefaults>
     <w:rPrDefault>
       <w:rPr>
-        <w:rFonts w:ascii="Liberation Serif" w:eastAsia="Noto Serif CJK SC" w:hAnsi="Liberation Serif" w:cs="Noto Sans Devanagari"/>
+        <w:rFonts w:ascii="Liberation Serif" w:hAnsi="Liberation Serif" w:eastAsia="Noto Serif CJK SC" w:cs="Noto Sans Devanagari"/>
         <w:kern w:val="2"/>
         <w:sz w:val="24"/>
         <w:szCs w:val="24"/>
@@ -1356,21 +3614,21 @@
     </w:rPrDefault>
     <w:pPrDefault>
       <w:pPr>
-        <w:suppressAutoHyphens/>
+        <w:suppressAutoHyphens w:val="true"/>
       </w:pPr>
     </w:pPrDefault>
   </w:docDefaults>
   <w:latentStyles w:defLockedState="0" w:defUIPriority="99" w:defSemiHidden="0" w:defUnhideWhenUsed="0" w:defQFormat="0" w:count="376">
     <w:lsdException w:name="Normal" w:uiPriority="0" w:qFormat="1"/>
     <w:lsdException w:name="heading 1" w:uiPriority="9" w:qFormat="1"/>
-    <w:lsdException w:name="heading 2" w:semiHidden="1" w:uiPriority="9" w:unhideWhenUsed="1" w:qFormat="1"/>
-    <w:lsdException w:name="heading 3" w:semiHidden="1" w:uiPriority="9" w:unhideWhenUsed="1" w:qFormat="1"/>
-    <w:lsdException w:name="heading 4" w:semiHidden="1" w:uiPriority="9" w:unhideWhenUsed="1" w:qFormat="1"/>
-    <w:lsdException w:name="heading 5" w:semiHidden="1" w:uiPriority="9" w:unhideWhenUsed="1" w:qFormat="1"/>
-    <w:lsdException w:name="heading 6" w:semiHidden="1" w:uiPriority="9" w:unhideWhenUsed="1" w:qFormat="1"/>
-    <w:lsdException w:name="heading 7" w:semiHidden="1" w:uiPriority="9" w:unhideWhenUsed="1" w:qFormat="1"/>
-    <w:lsdException w:name="heading 8" w:semiHidden="1" w:uiPriority="9" w:unhideWhenUsed="1" w:qFormat="1"/>
-    <w:lsdException w:name="heading 9" w:semiHidden="1" w:uiPriority="9" w:unhideWhenUsed="1" w:qFormat="1"/>
+    <w:lsdException w:name="heading 2" w:uiPriority="9" w:semiHidden="1" w:unhideWhenUsed="1" w:qFormat="1"/>
+    <w:lsdException w:name="heading 3" w:uiPriority="9" w:semiHidden="1" w:unhideWhenUsed="1" w:qFormat="1"/>
+    <w:lsdException w:name="heading 4" w:uiPriority="9" w:semiHidden="1" w:unhideWhenUsed="1" w:qFormat="1"/>
+    <w:lsdException w:name="heading 5" w:uiPriority="9" w:semiHidden="1" w:unhideWhenUsed="1" w:qFormat="1"/>
+    <w:lsdException w:name="heading 6" w:uiPriority="9" w:semiHidden="1" w:unhideWhenUsed="1" w:qFormat="1"/>
+    <w:lsdException w:name="heading 7" w:uiPriority="9" w:semiHidden="1" w:unhideWhenUsed="1" w:qFormat="1"/>
+    <w:lsdException w:name="heading 8" w:uiPriority="9" w:semiHidden="1" w:unhideWhenUsed="1" w:qFormat="1"/>
+    <w:lsdException w:name="heading 9" w:uiPriority="9" w:semiHidden="1" w:unhideWhenUsed="1" w:qFormat="1"/>
     <w:lsdException w:name="index 1" w:semiHidden="1" w:unhideWhenUsed="1"/>
     <w:lsdException w:name="index 2" w:semiHidden="1" w:unhideWhenUsed="1"/>
     <w:lsdException w:name="index 3" w:semiHidden="1" w:unhideWhenUsed="1"/>
@@ -1380,22 +3638,22 @@
     <w:lsdException w:name="index 7" w:semiHidden="1" w:unhideWhenUsed="1"/>
     <w:lsdException w:name="index 8" w:semiHidden="1" w:unhideWhenUsed="1"/>
     <w:lsdException w:name="index 9" w:semiHidden="1" w:unhideWhenUsed="1"/>
-    <w:lsdException w:name="toc 1" w:semiHidden="1" w:uiPriority="39" w:unhideWhenUsed="1"/>
-    <w:lsdException w:name="toc 2" w:semiHidden="1" w:uiPriority="39" w:unhideWhenUsed="1"/>
-    <w:lsdException w:name="toc 3" w:semiHidden="1" w:uiPriority="39" w:unhideWhenUsed="1"/>
-    <w:lsdException w:name="toc 4" w:semiHidden="1" w:uiPriority="39" w:unhideWhenUsed="1"/>
-    <w:lsdException w:name="toc 5" w:semiHidden="1" w:uiPriority="39" w:unhideWhenUsed="1"/>
-    <w:lsdException w:name="toc 6" w:semiHidden="1" w:uiPriority="39" w:unhideWhenUsed="1"/>
-    <w:lsdException w:name="toc 7" w:semiHidden="1" w:uiPriority="39" w:unhideWhenUsed="1"/>
-    <w:lsdException w:name="toc 8" w:semiHidden="1" w:uiPriority="39" w:unhideWhenUsed="1"/>
-    <w:lsdException w:name="toc 9" w:semiHidden="1" w:uiPriority="39" w:unhideWhenUsed="1"/>
+    <w:lsdException w:name="toc 1" w:uiPriority="39" w:semiHidden="1" w:unhideWhenUsed="1"/>
+    <w:lsdException w:name="toc 2" w:uiPriority="39" w:semiHidden="1" w:unhideWhenUsed="1"/>
+    <w:lsdException w:name="toc 3" w:uiPriority="39" w:semiHidden="1" w:unhideWhenUsed="1"/>
+    <w:lsdException w:name="toc 4" w:uiPriority="39" w:semiHidden="1" w:unhideWhenUsed="1"/>
+    <w:lsdException w:name="toc 5" w:uiPriority="39" w:semiHidden="1" w:unhideWhenUsed="1"/>
+    <w:lsdException w:name="toc 6" w:uiPriority="39" w:semiHidden="1" w:unhideWhenUsed="1"/>
+    <w:lsdException w:name="toc 7" w:uiPriority="39" w:semiHidden="1" w:unhideWhenUsed="1"/>
+    <w:lsdException w:name="toc 8" w:uiPriority="39" w:semiHidden="1" w:unhideWhenUsed="1"/>
+    <w:lsdException w:name="toc 9" w:uiPriority="39" w:semiHidden="1" w:unhideWhenUsed="1"/>
     <w:lsdException w:name="Normal Indent" w:semiHidden="1" w:unhideWhenUsed="1"/>
     <w:lsdException w:name="footnote text" w:semiHidden="1" w:unhideWhenUsed="1"/>
     <w:lsdException w:name="annotation text" w:semiHidden="1" w:unhideWhenUsed="1"/>
     <w:lsdException w:name="header" w:semiHidden="1" w:unhideWhenUsed="1"/>
     <w:lsdException w:name="footer" w:semiHidden="1" w:unhideWhenUsed="1"/>
     <w:lsdException w:name="index heading" w:semiHidden="1" w:unhideWhenUsed="1"/>
-    <w:lsdException w:name="caption" w:semiHidden="1" w:uiPriority="35" w:unhideWhenUsed="1" w:qFormat="1"/>
+    <w:lsdException w:name="caption" w:uiPriority="35" w:semiHidden="1" w:unhideWhenUsed="1" w:qFormat="1"/>
     <w:lsdException w:name="table of figures" w:semiHidden="1" w:unhideWhenUsed="1"/>
     <w:lsdException w:name="envelope address" w:semiHidden="1" w:unhideWhenUsed="1"/>
     <w:lsdException w:name="envelope return" w:semiHidden="1" w:unhideWhenUsed="1"/>
@@ -1426,7 +3684,7 @@
     <w:lsdException w:name="Title" w:uiPriority="10" w:qFormat="1"/>
     <w:lsdException w:name="Closing" w:semiHidden="1" w:unhideWhenUsed="1"/>
     <w:lsdException w:name="Signature" w:semiHidden="1" w:unhideWhenUsed="1"/>
-    <w:lsdException w:name="Default Paragraph Font" w:semiHidden="1" w:uiPriority="1" w:unhideWhenUsed="1"/>
+    <w:lsdException w:name="Default Paragraph Font" w:uiPriority="1" w:semiHidden="1" w:unhideWhenUsed="1"/>
     <w:lsdException w:name="Body Text" w:semiHidden="1" w:unhideWhenUsed="1"/>
     <w:lsdException w:name="Body Text Indent" w:semiHidden="1" w:unhideWhenUsed="1"/>
     <w:lsdException w:name="List Continue" w:semiHidden="1" w:unhideWhenUsed="1"/>
@@ -1626,8 +3884,8 @@
     <w:lsdException w:name="Subtle Reference" w:uiPriority="31" w:qFormat="1"/>
     <w:lsdException w:name="Intense Reference" w:uiPriority="32" w:qFormat="1"/>
     <w:lsdException w:name="Book Title" w:uiPriority="33" w:qFormat="1"/>
-    <w:lsdException w:name="Bibliography" w:semiHidden="1" w:uiPriority="37" w:unhideWhenUsed="1"/>
-    <w:lsdException w:name="TOC Heading" w:semiHidden="1" w:uiPriority="39" w:unhideWhenUsed="1" w:qFormat="1"/>
+    <w:lsdException w:name="Bibliography" w:uiPriority="37" w:semiHidden="1" w:unhideWhenUsed="1"/>
+    <w:lsdException w:name="TOC Heading" w:uiPriority="39" w:semiHidden="1" w:unhideWhenUsed="1" w:qFormat="1"/>
     <w:lsdException w:name="Plain Table 1" w:uiPriority="41"/>
     <w:lsdException w:name="Plain Table 2" w:uiPriority="42"/>
     <w:lsdException w:name="Plain Table 3" w:uiPriority="43"/>
@@ -1738,48 +3996,44 @@
     <w:lsdException w:name="Unresolved Mention" w:semiHidden="1" w:unhideWhenUsed="1"/>
     <w:lsdException w:name="Smart Link" w:semiHidden="1" w:unhideWhenUsed="1"/>
   </w:latentStyles>
-  <w:style w:type="paragraph" w:default="1" w:styleId="Normal">
+  <w:style w:type="paragraph" w:styleId="Normal" w:default="1">
     <w:name w:val="Normal"/>
     <w:qFormat/>
+    <w:pPr>
+      <w:widowControl/>
+      <w:suppressAutoHyphens w:val="true"/>
+      <w:bidi w:val="0"/>
+      <w:spacing w:before="0" w:after="0"/>
+      <w:jc w:val="start"/>
+    </w:pPr>
+    <w:rPr>
+      <w:rFonts w:ascii="Liberation Serif" w:hAnsi="Liberation Serif" w:eastAsia="Noto Serif CJK SC" w:cs="Noto Sans Devanagari"/>
+      <w:color w:val="auto"/>
+      <w:kern w:val="2"/>
+      <w:sz w:val="24"/>
+      <w:szCs w:val="24"/>
+      <w:lang w:val="en-US" w:eastAsia="zh-CN" w:bidi="hi-IN"/>
+    </w:rPr>
   </w:style>
-  <w:style w:type="character" w:default="1" w:styleId="DefaultParagraphFont">
+  <w:style w:type="character" w:styleId="DefaultParagraphFont" w:default="1">
     <w:name w:val="Default Paragraph Font"/>
     <w:uiPriority w:val="1"/>
     <w:semiHidden/>
     <w:unhideWhenUsed/>
+    <w:qFormat/>
+    <w:rPr/>
   </w:style>
-  <w:style w:type="table" w:default="1" w:styleId="TableNormal">
-    <w:name w:val="Normal Table"/>
-    <w:uiPriority w:val="99"/>
-    <w:semiHidden/>
-    <w:unhideWhenUsed/>
-    <w:tblPr>
-      <w:tblInd w:w="0" w:type="dxa"/>
-      <w:tblCellMar>
-        <w:top w:w="0" w:type="dxa"/>
-        <w:left w:w="108" w:type="dxa"/>
-        <w:bottom w:w="0" w:type="dxa"/>
-        <w:right w:w="108" w:type="dxa"/>
-      </w:tblCellMar>
-    </w:tblPr>
-  </w:style>
-  <w:style w:type="numbering" w:default="1" w:styleId="NoList">
-    <w:name w:val="No List"/>
-    <w:uiPriority w:val="99"/>
-    <w:semiHidden/>
-    <w:unhideWhenUsed/>
-  </w:style>
-  <w:style w:type="paragraph" w:customStyle="1" w:styleId="Heading">
+  <w:style w:type="paragraph" w:styleId="Heading" w:customStyle="1">
     <w:name w:val="Heading"/>
     <w:basedOn w:val="Normal"/>
     <w:next w:val="BodyText"/>
     <w:qFormat/>
     <w:pPr>
-      <w:keepNext/>
+      <w:keepNext w:val="true"/>
       <w:spacing w:before="240" w:after="120"/>
     </w:pPr>
     <w:rPr>
-      <w:rFonts w:ascii="Liberation Sans" w:eastAsia="Noto Sans CJK SC" w:hAnsi="Liberation Sans"/>
+      <w:rFonts w:ascii="Liberation Sans" w:hAnsi="Liberation Sans" w:eastAsia="Noto Sans CJK SC"/>
       <w:sz w:val="28"/>
       <w:szCs w:val="28"/>
     </w:rPr>
@@ -1788,15 +4042,18 @@
     <w:name w:val="Body Text"/>
     <w:basedOn w:val="Normal"/>
     <w:pPr>
-      <w:spacing w:after="140" w:line="276" w:lineRule="auto"/>
+      <w:spacing w:lineRule="auto" w:line="276" w:before="0" w:after="140"/>
     </w:pPr>
+    <w:rPr/>
   </w:style>
   <w:style w:type="paragraph" w:styleId="List">
     <w:name w:val="List"/>
     <w:basedOn w:val="BodyText"/>
+    <w:pPr/>
+    <w:rPr/>
   </w:style>
   <w:style w:type="paragraph" w:styleId="Caption">
-    <w:name w:val="caption"/>
+    <w:name w:val="Caption"/>
     <w:basedOn w:val="Normal"/>
     <w:qFormat/>
     <w:pPr>
@@ -1808,22 +4065,24 @@
       <w:iCs/>
     </w:rPr>
   </w:style>
-  <w:style w:type="paragraph" w:customStyle="1" w:styleId="Index">
+  <w:style w:type="paragraph" w:styleId="Index" w:customStyle="1">
     <w:name w:val="Index"/>
     <w:basedOn w:val="Normal"/>
     <w:qFormat/>
     <w:pPr>
       <w:suppressLineNumbers/>
     </w:pPr>
+    <w:rPr/>
   </w:style>
   <w:style w:type="paragraph" w:styleId="ListParagraph">
     <w:name w:val="List Paragraph"/>
     <w:basedOn w:val="Normal"/>
     <w:uiPriority w:val="34"/>
     <w:qFormat/>
-    <w:rsid w:val="00217F99"/>
+    <w:rsid w:val="00217f99"/>
     <w:pPr>
-      <w:ind w:left="720"/>
+      <w:spacing w:before="0" w:after="0"/>
+      <w:ind w:start="720"/>
       <w:contextualSpacing/>
     </w:pPr>
     <w:rPr>
@@ -1831,60 +4090,81 @@
       <w:szCs w:val="21"/>
     </w:rPr>
   </w:style>
+  <w:style w:type="numbering" w:styleId="NoList" w:default="1">
+    <w:name w:val="No List"/>
+    <w:uiPriority w:val="99"/>
+    <w:semiHidden/>
+    <w:unhideWhenUsed/>
+    <w:qFormat/>
+  </w:style>
+  <w:style w:type="table" w:default="1" w:styleId="TableNormal">
+    <w:name w:val="Normal Table"/>
+    <w:uiPriority w:val="99"/>
+    <w:semiHidden/>
+    <w:unhideWhenUsed/>
+    <w:tblPr>
+      <w:tblCellMar>
+        <w:top w:w="0" w:type="dxa"/>
+        <w:left w:w="108" w:type="dxa"/>
+        <w:bottom w:w="0" w:type="dxa"/>
+        <w:right w:w="108" w:type="dxa"/>
+      </w:tblCellMar>
+    </w:tblPr>
+  </w:style>
 </w:styles>
 </file>
 
 <file path=word/theme/theme1.xml><?xml version="1.0" encoding="utf-8"?>
-<a:theme xmlns:a="http://schemas.openxmlformats.org/drawingml/2006/main" name="Office">
+<a:theme xmlns:a="http://schemas.openxmlformats.org/drawingml/2006/main" xmlns:r="http://schemas.openxmlformats.org/officeDocument/2006/relationships" name="Office">
   <a:themeElements>
     <a:clrScheme name="LibreOffice">
       <a:dk1>
         <a:srgbClr val="000000"/>
       </a:dk1>
       <a:lt1>
-        <a:srgbClr val="FFFFFF"/>
+        <a:srgbClr val="ffffff"/>
       </a:lt1>
       <a:dk2>
         <a:srgbClr val="000000"/>
       </a:dk2>
       <a:lt2>
-        <a:srgbClr val="FFFFFF"/>
+        <a:srgbClr val="ffffff"/>
       </a:lt2>
       <a:accent1>
-        <a:srgbClr val="18A303"/>
+        <a:srgbClr val="18a303"/>
       </a:accent1>
       <a:accent2>
-        <a:srgbClr val="0369A3"/>
+        <a:srgbClr val="0369a3"/>
       </a:accent2>
       <a:accent3>
-        <a:srgbClr val="A33E03"/>
+        <a:srgbClr val="a33e03"/>
       </a:accent3>
       <a:accent4>
-        <a:srgbClr val="8E03A3"/>
+        <a:srgbClr val="8e03a3"/>
       </a:accent4>
       <a:accent5>
-        <a:srgbClr val="C99C00"/>
+        <a:srgbClr val="c99c00"/>
       </a:accent5>
       <a:accent6>
-        <a:srgbClr val="C9211E"/>
+        <a:srgbClr val="c9211e"/>
       </a:accent6>
       <a:hlink>
-        <a:srgbClr val="0000EE"/>
+        <a:srgbClr val="0000ee"/>
       </a:hlink>
       <a:folHlink>
-        <a:srgbClr val="551A8B"/>
+        <a:srgbClr val="551a8b"/>
       </a:folHlink>
     </a:clrScheme>
     <a:fontScheme name="Office">
       <a:majorFont>
-        <a:latin typeface="Arial"/>
-        <a:ea typeface="DejaVu Sans"/>
-        <a:cs typeface="DejaVu Sans"/>
+        <a:latin typeface="Arial" pitchFamily="0" charset="1"/>
+        <a:ea typeface="DejaVu Sans" pitchFamily="0" charset="1"/>
+        <a:cs typeface="DejaVu Sans" pitchFamily="0" charset="1"/>
       </a:majorFont>
       <a:minorFont>
-        <a:latin typeface="Arial"/>
-        <a:ea typeface="DejaVu Sans"/>
-        <a:cs typeface="DejaVu Sans"/>
+        <a:latin typeface="Arial" pitchFamily="0" charset="1"/>
+        <a:ea typeface="DejaVu Sans" pitchFamily="0" charset="1"/>
+        <a:cs typeface="DejaVu Sans" pitchFamily="0" charset="1"/>
       </a:minorFont>
     </a:fontScheme>
     <a:fmtScheme>
@@ -1937,7 +4217,5 @@
       </a:bgFillStyleLst>
     </a:fmtScheme>
   </a:themeElements>
-  <a:objectDefaults/>
-  <a:extraClrSchemeLst/>
 </a:theme>
 </file>